--- a/MedLink_Technical_Architecture_Report.docx
+++ b/MedLink_Technical_Architecture_Report.docx
@@ -203,7 +203,55 @@
         <w:spacing w:before="40" w:after="80" w:line="276" w:lineRule="auto"/>
       </w:pPr>
       <w:r>
-        <w:t>Each hospital node $k \in \{1, \dots, K\}$ trains on its local private dataset $\mathcal{D}_k = \{(x_i, y_i)\}_{i=1}^{n_k}$, where $x_i \in \mathbb{R}^d$ and $y_i \in \{0, 1\}$.</w:t>
+        <w:t xml:space="preserve">Each hospital node </w:t>
+      </w:r>
+      <w:r>
+        <w:rPr>
+          <w:rFonts w:ascii="Cambria Math" w:hAnsi="Cambria Math"/>
+          <w:i/>
+          <w:color w:val="1A365D"/>
+          <w:sz w:val="21"/>
+        </w:rPr>
+        <w:t>‖k‖ ‖ ‖∈‖ ‖ ‖‖{‖1‖,‖ ‖‖d‖o‖t‖s‖,‖ ‖K‖‖}‖</w:t>
+      </w:r>
+      <w:r>
+        <w:t xml:space="preserve"> trains on its local private dataset </w:t>
+      </w:r>
+      <w:r>
+        <w:rPr>
+          <w:rFonts w:ascii="Cambria Math" w:hAnsi="Cambria Math"/>
+          <w:i/>
+          <w:color w:val="1A365D"/>
+          <w:sz w:val="21"/>
+        </w:rPr>
+        <w:t>‖𝒟‖_‖k‖ ‖=‖ ‖‖{‖(‖x‖_‖i‖,‖ ‖y‖_‖i‖)‖‖}‖_‖{‖i‖=‖1‖}‖^‖{‖n‖_‖k‖}‖</w:t>
+      </w:r>
+      <w:r>
+        <w:t xml:space="preserve">, where </w:t>
+      </w:r>
+      <w:r>
+        <w:rPr>
+          <w:rFonts w:ascii="Cambria Math" w:hAnsi="Cambria Math"/>
+          <w:i/>
+          <w:color w:val="1A365D"/>
+          <w:sz w:val="21"/>
+        </w:rPr>
+        <w:t>‖x‖_‖i‖ ‖ ‖∈‖ ‖ ‖ℝ‖^‖d‖</w:t>
+      </w:r>
+      <w:r>
+        <w:t xml:space="preserve"> and </w:t>
+      </w:r>
+      <w:r>
+        <w:rPr>
+          <w:rFonts w:ascii="Cambria Math" w:hAnsi="Cambria Math"/>
+          <w:i/>
+          <w:color w:val="1A365D"/>
+          <w:sz w:val="21"/>
+        </w:rPr>
+        <w:t>‖y‖_‖i‖ ‖ ‖∈‖ ‖ ‖‖{‖0‖,‖ ‖1‖‖}‖</w:t>
+      </w:r>
+      <w:r>
+        <w:t>.</w:t>
       </w:r>
     </w:p>
     <w:p>
@@ -211,17 +259,67 @@
         <w:spacing w:before="40" w:after="80" w:line="276" w:lineRule="auto"/>
       </w:pPr>
       <w:r>
-        <w:t>To correct for clinical class imbalance (prevalence $\approx 22\%$), the local loss function applies a positive class weight $w_{\text{pos}}^{(k)} = \frac{n_k - \sum y_i}{\max(1, \sum y_i)}$:</w:t>
+        <w:t xml:space="preserve">To correct for clinical class imbalance (prevalence </w:t>
+      </w:r>
+      <w:r>
+        <w:rPr>
+          <w:rFonts w:ascii="Cambria Math" w:hAnsi="Cambria Math"/>
+          <w:i/>
+          <w:color w:val="1A365D"/>
+          <w:sz w:val="21"/>
+        </w:rPr>
+        <w:t>‖ ‖≈‖ ‖ ‖2‖2‖‖%‖</w:t>
+      </w:r>
+      <w:r>
+        <w:t xml:space="preserve">), the local loss function applies a positive class weight </w:t>
+      </w:r>
+      <w:r>
+        <w:rPr>
+          <w:rFonts w:ascii="Cambria Math" w:hAnsi="Cambria Math"/>
+          <w:i/>
+          <w:color w:val="1A365D"/>
+          <w:sz w:val="21"/>
+        </w:rPr>
+        <w:t>‖w‖_‖{‖p‖o‖s‖}‖^‖{‖(‖k‖)‖}‖ ‖=‖ ‖(‖n‖_‖k‖ ‖-‖ ‖∑‖ ‖y‖_‖i‖ ‖/‖ ‖‖m‖a‖x‖(‖1‖,‖ ‖∑‖ ‖y‖_‖i‖)‖)‖</w:t>
+      </w:r>
+      <w:r>
+        <w:t>:</w:t>
       </w:r>
     </w:p>
-    <w:p>
-      <w:pPr>
-        <w:spacing w:before="40" w:after="80" w:line="276" w:lineRule="auto"/>
-      </w:pPr>
-      <w:r>
-        <w:t>$$\mathcal{L}_k(w, b) = -\frac{1}{n_k} \sum_{i=1}^{n_k} \left[ w_{\text{pos}}^{(k)} \cdot y_i \ln \sigma(z_i) + (1 - y_i) \ln(1 - \sigma(z_i)) \right] + \frac{\lambda}{2} \|w\|_2^2$$</w:t>
-      </w:r>
-    </w:p>
+    <w:tbl>
+      <w:tblPr>
+        <w:tblW w:type="auto" w:w="0"/>
+        <w:tblLayout w:type="fixed"/>
+        <w:tblLook w:firstColumn="1" w:firstRow="1" w:lastColumn="0" w:lastRow="0" w:noHBand="0" w:noVBand="1" w:val="04A0"/>
+      </w:tblPr>
+      <w:tblGrid>
+        <w:gridCol w:w="9360"/>
+      </w:tblGrid>
+      <w:tr>
+        <w:tc>
+          <w:tcPr>
+            <w:tcW w:type="dxa" w:w="9360"/>
+            <w:shd w:fill="F0F4F8"/>
+          </w:tcPr>
+          <w:p>
+            <w:pPr>
+              <w:spacing w:before="160" w:after="160"/>
+              <w:jc w:val="center"/>
+            </w:pPr>
+            <w:r>
+              <w:rPr>
+                <w:rFonts w:ascii="Cambria Math" w:hAnsi="Cambria Math"/>
+                <w:b/>
+                <w:color w:val="1A365D"/>
+                <w:sz w:val="24"/>
+              </w:rPr>
+              <w:t>‖ℒ‖_‖k‖(‖w‖,‖ ‖b‖)‖ ‖=‖ ‖-‖(‖1‖ ‖/‖ ‖n‖_‖k‖)‖ ‖∑‖(‖i‖=‖1‖…‖n‖ₖ‖)‖ ‖ ‖≤‖ ‖f‖t‖[‖ ‖w‖_‖{‖p‖o‖s‖}‖^‖{‖(‖k‖)‖}‖ ‖ ‖·‖ ‖ ‖y‖_‖i‖ ‖‖l‖n‖ ‖σ‖(‖z‖_‖i‖)‖ ‖+‖ ‖(‖1‖ ‖-‖ ‖y‖_‖i‖)‖ ‖‖l‖n‖(‖1‖ ‖-‖ ‖σ‖(‖z‖_‖i‖)‖)‖ ‖‖r‖i‖g‖h‖t‖]‖ ‖+‖ ‖(‖λ‖ ‖/‖ ‖2‖)‖ ‖‖|‖w‖‖|‖_‖2‖^‖2‖</w:t>
+            </w:r>
+          </w:p>
+        </w:tc>
+      </w:tr>
+    </w:tbl>
+    <w:p/>
     <w:p>
       <w:pPr>
         <w:spacing w:before="40" w:after="80" w:line="276" w:lineRule="auto"/>
@@ -236,7 +334,16 @@
         <w:spacing w:before="20" w:after="40"/>
       </w:pPr>
       <w:r>
-        <w:t>$z_i = w^\top x_i + b$ (linear logit)</w:t>
+        <w:rPr>
+          <w:rFonts w:ascii="Cambria Math" w:hAnsi="Cambria Math"/>
+          <w:i/>
+          <w:color w:val="1A365D"/>
+          <w:sz w:val="21"/>
+        </w:rPr>
+        <w:t>‖z‖_‖i‖ ‖=‖ ‖w‖^‖ ‖→‖ ‖p‖ ‖x‖_‖i‖ ‖+‖ ‖b‖</w:t>
+      </w:r>
+      <w:r>
+        <w:t xml:space="preserve"> (linear logit)</w:t>
       </w:r>
     </w:p>
     <w:p>
@@ -245,7 +352,13 @@
         <w:spacing w:before="20" w:after="40"/>
       </w:pPr>
       <w:r>
-        <w:t>$\sigma(z) = \frac{1}{1 + e^{-\text{clip}(z, -25.0, 25.0)}}$</w:t>
+        <w:rPr>
+          <w:rFonts w:ascii="Cambria Math" w:hAnsi="Cambria Math"/>
+          <w:i/>
+          <w:color w:val="1A365D"/>
+          <w:sz w:val="21"/>
+        </w:rPr>
+        <w:t>‖σ‖(‖z‖)‖ ‖=‖ ‖‖f‖r‖a‖c‖{‖1‖}‖{‖1‖ ‖+‖ ‖e‖^‖{‖-‖c‖l‖i‖p‖(‖z‖,‖ ‖-‖2‖5‖.‖0‖,‖ ‖2‖5‖.‖0‖)‖}‖}‖</w:t>
       </w:r>
     </w:p>
     <w:p>
@@ -254,7 +367,16 @@
         <w:spacing w:before="20" w:after="40"/>
       </w:pPr>
       <w:r>
-        <w:t>$\lambda = 10^{-3}$ (L2 weight decay)</w:t>
+        <w:rPr>
+          <w:rFonts w:ascii="Cambria Math" w:hAnsi="Cambria Math"/>
+          <w:i/>
+          <w:color w:val="1A365D"/>
+          <w:sz w:val="21"/>
+        </w:rPr>
+        <w:t>‖λ‖ ‖=‖ ‖1‖0‖^‖{‖-‖3‖}‖</w:t>
+      </w:r>
+      <w:r>
+        <w:t xml:space="preserve"> (L2 weight decay)</w:t>
       </w:r>
     </w:p>
     <w:p>
@@ -265,28 +387,116 @@
         <w:t>Gradient calculations per epoch:</w:t>
       </w:r>
     </w:p>
+    <w:tbl>
+      <w:tblPr>
+        <w:tblW w:type="auto" w:w="0"/>
+        <w:tblLayout w:type="fixed"/>
+        <w:tblLook w:firstColumn="1" w:firstRow="1" w:lastColumn="0" w:lastRow="0" w:noHBand="0" w:noVBand="1" w:val="04A0"/>
+      </w:tblPr>
+      <w:tblGrid>
+        <w:gridCol w:w="9360"/>
+      </w:tblGrid>
+      <w:tr>
+        <w:tc>
+          <w:tcPr>
+            <w:tcW w:type="dxa" w:w="9360"/>
+            <w:shd w:fill="F0F4F8"/>
+          </w:tcPr>
+          <w:p>
+            <w:pPr>
+              <w:spacing w:before="160" w:after="160"/>
+              <w:jc w:val="center"/>
+            </w:pPr>
+            <w:r>
+              <w:rPr>
+                <w:rFonts w:ascii="Cambria Math" w:hAnsi="Cambria Math"/>
+                <w:b/>
+                <w:color w:val="1A365D"/>
+                <w:sz w:val="24"/>
+              </w:rPr>
+              <w:t>‖∇‖_‖w‖ ‖ℒ‖_‖k‖ ‖=‖ ‖(‖1‖ ‖/‖ ‖n‖_‖k‖)‖ ‖X‖_‖k‖^‖ ‖→‖ ‖p‖ ‖ ‖≤‖ ‖f‖t‖(‖ ‖(‖σ‖(‖z‖)‖ ‖-‖ ‖y‖)‖ ‖ ‖⊙‖ ‖ ‖M‖_‖{‖w‖e‖i‖g‖h‖t‖}‖ ‖‖r‖i‖g‖h‖t‖)‖ ‖+‖ ‖λ‖ ‖w‖</w:t>
+            </w:r>
+          </w:p>
+        </w:tc>
+      </w:tr>
+    </w:tbl>
+    <w:p/>
+    <w:tbl>
+      <w:tblPr>
+        <w:tblW w:type="auto" w:w="0"/>
+        <w:tblLayout w:type="fixed"/>
+        <w:tblLook w:firstColumn="1" w:firstRow="1" w:lastColumn="0" w:lastRow="0" w:noHBand="0" w:noVBand="1" w:val="04A0"/>
+      </w:tblPr>
+      <w:tblGrid>
+        <w:gridCol w:w="9360"/>
+      </w:tblGrid>
+      <w:tr>
+        <w:tc>
+          <w:tcPr>
+            <w:tcW w:type="dxa" w:w="9360"/>
+            <w:shd w:fill="F0F4F8"/>
+          </w:tcPr>
+          <w:p>
+            <w:pPr>
+              <w:spacing w:before="160" w:after="160"/>
+              <w:jc w:val="center"/>
+            </w:pPr>
+            <w:r>
+              <w:rPr>
+                <w:rFonts w:ascii="Cambria Math" w:hAnsi="Cambria Math"/>
+                <w:b/>
+                <w:color w:val="1A365D"/>
+                <w:sz w:val="24"/>
+              </w:rPr>
+              <w:t>‖∇‖_‖b‖ ‖ℒ‖_‖k‖ ‖=‖ ‖(‖1‖ ‖/‖ ‖n‖_‖k‖)‖ ‖𝟏‖^‖ ‖→‖ ‖p‖ ‖ ‖≤‖ ‖f‖t‖(‖ ‖(‖σ‖(‖z‖)‖ ‖-‖ ‖y‖)‖ ‖ ‖⊙‖ ‖ ‖M‖_‖{‖w‖e‖i‖g‖h‖t‖}‖ ‖‖r‖i‖g‖h‖t‖)‖</w:t>
+            </w:r>
+          </w:p>
+        </w:tc>
+      </w:tr>
+    </w:tbl>
+    <w:p/>
     <w:p>
       <w:pPr>
         <w:spacing w:before="40" w:after="80" w:line="276" w:lineRule="auto"/>
       </w:pPr>
       <w:r>
-        <w:t>$$\nabla_w \mathcal{L}_k = \frac{1}{n_k} X_k^\top \left( (\sigma(z) - y) \odot M_{\text{weight}} \right) + \lambda w$$</w:t>
+        <w:t xml:space="preserve">where </w:t>
       </w:r>
-    </w:p>
-    <w:p>
-      <w:pPr>
-        <w:spacing w:before="40" w:after="80" w:line="276" w:lineRule="auto"/>
-      </w:pPr>
       <w:r>
-        <w:t>$$\nabla_b \mathcal{L}_k = \frac{1}{n_k} \mathbf{1}^\top \left( (\sigma(z) - y) \odot M_{\text{weight}} \right)$$</w:t>
+        <w:rPr>
+          <w:rFonts w:ascii="Cambria Math" w:hAnsi="Cambria Math"/>
+          <w:i/>
+          <w:color w:val="1A365D"/>
+          <w:sz w:val="21"/>
+        </w:rPr>
+        <w:t>‖M‖_‖{‖w‖e‖i‖g‖h‖t‖,‖ ‖i‖}‖ ‖=‖ ‖w‖_‖{‖p‖o‖s‖}‖^‖{‖(‖k‖)‖}‖</w:t>
       </w:r>
-    </w:p>
-    <w:p>
-      <w:pPr>
-        <w:spacing w:before="40" w:after="80" w:line="276" w:lineRule="auto"/>
-      </w:pPr>
       <w:r>
-        <w:t>where $M_{\text{weight}, i} = w_{\text{pos}}^{(k)}$ if $y_i = 1$ else $1.0$.</w:t>
+        <w:t xml:space="preserve"> if </w:t>
+      </w:r>
+      <w:r>
+        <w:rPr>
+          <w:rFonts w:ascii="Cambria Math" w:hAnsi="Cambria Math"/>
+          <w:i/>
+          <w:color w:val="1A365D"/>
+          <w:sz w:val="21"/>
+        </w:rPr>
+        <w:t>‖y‖_‖i‖ ‖=‖ ‖1‖</w:t>
+      </w:r>
+      <w:r>
+        <w:t xml:space="preserve"> else </w:t>
+      </w:r>
+      <w:r>
+        <w:rPr>
+          <w:rFonts w:ascii="Cambria Math" w:hAnsi="Cambria Math"/>
+          <w:i/>
+          <w:color w:val="1A365D"/>
+          <w:sz w:val="21"/>
+        </w:rPr>
+        <w:t>‖1‖.‖0‖</w:t>
+      </w:r>
+      <w:r>
+        <w:t>.</w:t>
       </w:r>
     </w:p>
     <w:p>
@@ -309,23 +519,97 @@
         <w:spacing w:before="40" w:after="80" w:line="276" w:lineRule="auto"/>
       </w:pPr>
       <w:r>
-        <w:t>In round $t+1$, the central aggregator receives masked parameter differentials $\Delta w_k^{(t)} = w_k^{(t)} - w_{\text{global}}^{(t)}$ from all $K$ nodes and updates the global weights:</w:t>
+        <w:t xml:space="preserve">In round </w:t>
+      </w:r>
+      <w:r>
+        <w:rPr>
+          <w:rFonts w:ascii="Cambria Math" w:hAnsi="Cambria Math"/>
+          <w:i/>
+          <w:color w:val="1A365D"/>
+          <w:sz w:val="21"/>
+        </w:rPr>
+        <w:t>‖t‖+‖1‖</w:t>
+      </w:r>
+      <w:r>
+        <w:t xml:space="preserve">, the central aggregator receives masked parameter differentials </w:t>
+      </w:r>
+      <w:r>
+        <w:rPr>
+          <w:rFonts w:ascii="Cambria Math" w:hAnsi="Cambria Math"/>
+          <w:i/>
+          <w:color w:val="1A365D"/>
+          <w:sz w:val="21"/>
+        </w:rPr>
+        <w:t>‖Δ‖ ‖w‖_‖k‖^‖{‖(‖t‖)‖}‖ ‖=‖ ‖w‖_‖k‖^‖{‖(‖t‖)‖}‖ ‖-‖ ‖w‖_‖{‖g‖l‖o‖b‖a‖l‖}‖^‖{‖(‖t‖)‖}‖</w:t>
+      </w:r>
+      <w:r>
+        <w:t xml:space="preserve"> from all </w:t>
+      </w:r>
+      <w:r>
+        <w:rPr>
+          <w:rFonts w:ascii="Cambria Math" w:hAnsi="Cambria Math"/>
+          <w:i/>
+          <w:color w:val="1A365D"/>
+          <w:sz w:val="21"/>
+        </w:rPr>
+        <w:t>‖K‖</w:t>
+      </w:r>
+      <w:r>
+        <w:t xml:space="preserve"> nodes and updates the global weights:</w:t>
       </w:r>
     </w:p>
+    <w:tbl>
+      <w:tblPr>
+        <w:tblW w:type="auto" w:w="0"/>
+        <w:tblLayout w:type="fixed"/>
+        <w:tblLook w:firstColumn="1" w:firstRow="1" w:lastColumn="0" w:lastRow="0" w:noHBand="0" w:noVBand="1" w:val="04A0"/>
+      </w:tblPr>
+      <w:tblGrid>
+        <w:gridCol w:w="9360"/>
+      </w:tblGrid>
+      <w:tr>
+        <w:tc>
+          <w:tcPr>
+            <w:tcW w:type="dxa" w:w="9360"/>
+            <w:shd w:fill="F0F4F8"/>
+          </w:tcPr>
+          <w:p>
+            <w:pPr>
+              <w:spacing w:before="160" w:after="160"/>
+              <w:jc w:val="center"/>
+            </w:pPr>
+            <w:r>
+              <w:rPr>
+                <w:rFonts w:ascii="Cambria Math" w:hAnsi="Cambria Math"/>
+                <w:b/>
+                <w:color w:val="1A365D"/>
+                <w:sz w:val="24"/>
+              </w:rPr>
+              <w:t>‖w‖_‖{‖g‖l‖o‖b‖a‖l‖}‖^‖{‖(‖t‖+‖1‖)‖}‖ ‖=‖ ‖w‖_‖{‖g‖l‖o‖b‖a‖l‖}‖^‖{‖(‖t‖)‖}‖ ‖+‖ ‖∑‖(‖k‖=‖1‖…‖K‖)‖ ‖ ‖≤‖ ‖f‖t‖(‖ ‖‖f‖r‖a‖c‖{‖n‖_‖k‖}‖{‖∑‖(‖j‖=‖1‖…‖K‖)‖ ‖n‖_‖j‖}‖ ‖‖r‖i‖g‖h‖t‖)‖ ‖‖w‖i‖d‖e‖t‖i‖l‖d‖e‖{‖Δ‖ ‖w‖}‖_‖k‖^‖{‖(‖t‖)‖}‖</w:t>
+            </w:r>
+          </w:p>
+        </w:tc>
+      </w:tr>
+    </w:tbl>
+    <w:p/>
     <w:p>
       <w:pPr>
         <w:spacing w:before="40" w:after="80" w:line="276" w:lineRule="auto"/>
       </w:pPr>
       <w:r>
-        <w:t>$$w_{\text{global}}^{(t+1)} = w_{\text{global}}^{(t)} + \sum_{k=1}^K \left( \frac{n_k}{\sum_{j=1}^K n_j} \right) \widetilde{\Delta w}_k^{(t)}$$</w:t>
+        <w:t xml:space="preserve">where </w:t>
       </w:r>
-    </w:p>
-    <w:p>
-      <w:pPr>
-        <w:spacing w:before="40" w:after="80" w:line="276" w:lineRule="auto"/>
-      </w:pPr>
       <w:r>
-        <w:t>where $\widetilde{\Delta w}_k^{(t)}$ is the differentially private perturbed weight update.</w:t>
+        <w:rPr>
+          <w:rFonts w:ascii="Cambria Math" w:hAnsi="Cambria Math"/>
+          <w:i/>
+          <w:color w:val="1A365D"/>
+          <w:sz w:val="21"/>
+        </w:rPr>
+        <w:t>‖‖w‖i‖d‖e‖t‖i‖l‖d‖e‖{‖Δ‖ ‖w‖}‖_‖k‖^‖{‖(‖t‖)‖}‖</w:t>
+      </w:r>
+      <w:r>
+        <w:t xml:space="preserve"> is the differentially private perturbed weight update.</w:t>
       </w:r>
     </w:p>
     <w:p>
@@ -374,17 +658,67 @@
         <w:spacing w:before="40" w:after="80" w:line="276" w:lineRule="auto"/>
       </w:pPr>
       <w:r>
-        <w:t>Local gradients are clipped to $L_1$-sensitivity $\Delta_S = 0.2$ and perturbed via zero-mean Laplace noise:</w:t>
+        <w:t xml:space="preserve">Local gradients are clipped to </w:t>
+      </w:r>
+      <w:r>
+        <w:rPr>
+          <w:rFonts w:ascii="Cambria Math" w:hAnsi="Cambria Math"/>
+          <w:i/>
+          <w:color w:val="1A365D"/>
+          <w:sz w:val="21"/>
+        </w:rPr>
+        <w:t>‖L‖_‖1‖</w:t>
+      </w:r>
+      <w:r>
+        <w:t xml:space="preserve">-sensitivity </w:t>
+      </w:r>
+      <w:r>
+        <w:rPr>
+          <w:rFonts w:ascii="Cambria Math" w:hAnsi="Cambria Math"/>
+          <w:i/>
+          <w:color w:val="1A365D"/>
+          <w:sz w:val="21"/>
+        </w:rPr>
+        <w:t>‖Δ‖_‖S‖ ‖=‖ ‖0‖.‖2‖</w:t>
+      </w:r>
+      <w:r>
+        <w:t xml:space="preserve"> and perturbed via zero-mean Laplace noise:</w:t>
       </w:r>
     </w:p>
-    <w:p>
-      <w:pPr>
-        <w:spacing w:before="40" w:after="80" w:line="276" w:lineRule="auto"/>
-      </w:pPr>
-      <w:r>
-        <w:t>$$\widetilde{\Delta w}_k = \Delta w_k + \text{Laplace}\left(0, \frac{\Delta_S}{\epsilon_{\text{step}}}\right)$$</w:t>
-      </w:r>
-    </w:p>
+    <w:tbl>
+      <w:tblPr>
+        <w:tblW w:type="auto" w:w="0"/>
+        <w:tblLayout w:type="fixed"/>
+        <w:tblLook w:firstColumn="1" w:firstRow="1" w:lastColumn="0" w:lastRow="0" w:noHBand="0" w:noVBand="1" w:val="04A0"/>
+      </w:tblPr>
+      <w:tblGrid>
+        <w:gridCol w:w="9360"/>
+      </w:tblGrid>
+      <w:tr>
+        <w:tc>
+          <w:tcPr>
+            <w:tcW w:type="dxa" w:w="9360"/>
+            <w:shd w:fill="F0F4F8"/>
+          </w:tcPr>
+          <w:p>
+            <w:pPr>
+              <w:spacing w:before="160" w:after="160"/>
+              <w:jc w:val="center"/>
+            </w:pPr>
+            <w:r>
+              <w:rPr>
+                <w:rFonts w:ascii="Cambria Math" w:hAnsi="Cambria Math"/>
+                <w:b/>
+                <w:color w:val="1A365D"/>
+                <w:sz w:val="24"/>
+              </w:rPr>
+              <w:t>‖‖w‖i‖d‖e‖t‖i‖l‖d‖e‖{‖Δ‖ ‖w‖}‖_‖k‖ ‖=‖ ‖Δ‖ ‖w‖_‖k‖ ‖+‖ ‖L‖a‖p‖l‖a‖c‖e‖ ‖≤‖ ‖f‖t‖(‖0‖,‖ ‖‖f‖r‖a‖c‖{‖Δ‖_‖S‖}‖{‖ε‖_‖{‖s‖t‖e‖p‖}‖}‖‖r‖i‖g‖h‖t‖)‖</w:t>
+            </w:r>
+          </w:p>
+        </w:tc>
+      </w:tr>
+    </w:tbl>
+    <w:p/>
     <w:p>
       <w:pPr>
         <w:pStyle w:val="Heading3"/>
@@ -405,7 +739,31 @@
         <w:spacing w:before="40" w:after="80" w:line="276" w:lineRule="auto"/>
       </w:pPr>
       <w:r>
-        <w:t>Rather than loose basic linear composition ($\epsilon_{\text{total}} = \sum \epsilon_i$), Med-Link tracks privacy via Rényi Differential Privacy across orders $\alpha \in \{1.25, 1.5, 1.75, 2.0, \dots, 64.0\}$:</w:t>
+        <w:t>Rather than loose basic linear composition (</w:t>
+      </w:r>
+      <w:r>
+        <w:rPr>
+          <w:rFonts w:ascii="Cambria Math" w:hAnsi="Cambria Math"/>
+          <w:i/>
+          <w:color w:val="1A365D"/>
+          <w:sz w:val="21"/>
+        </w:rPr>
+        <w:t>‖ε‖_‖{‖t‖o‖t‖a‖l‖}‖ ‖=‖ ‖∑‖ ‖ε‖_‖i‖</w:t>
+      </w:r>
+      <w:r>
+        <w:t xml:space="preserve">), Med-Link tracks privacy via Rényi Differential Privacy across orders </w:t>
+      </w:r>
+      <w:r>
+        <w:rPr>
+          <w:rFonts w:ascii="Cambria Math" w:hAnsi="Cambria Math"/>
+          <w:i/>
+          <w:color w:val="1A365D"/>
+          <w:sz w:val="21"/>
+        </w:rPr>
+        <w:t>‖α‖ ‖ ‖∈‖ ‖ ‖‖{‖1‖.‖2‖5‖,‖ ‖1‖.‖5‖,‖ ‖1‖.‖7‖5‖,‖ ‖2‖.‖0‖,‖ ‖‖d‖o‖t‖s‖,‖ ‖6‖4‖.‖0‖‖}‖</w:t>
+      </w:r>
+      <w:r>
+        <w:t>:</w:t>
       </w:r>
     </w:p>
     <w:p>
@@ -413,17 +771,67 @@
         <w:spacing w:before="40" w:after="80" w:line="276" w:lineRule="auto"/>
       </w:pPr>
       <w:r>
-        <w:t>For the Laplace mechanism with scale $b = \frac{\Delta_S}{\epsilon_{\text{step}}}$, the exact RDP at order $\alpha &gt; 1$ is computed as:</w:t>
+        <w:t xml:space="preserve">For the Laplace mechanism with scale </w:t>
+      </w:r>
+      <w:r>
+        <w:rPr>
+          <w:rFonts w:ascii="Cambria Math" w:hAnsi="Cambria Math"/>
+          <w:i/>
+          <w:color w:val="1A365D"/>
+          <w:sz w:val="21"/>
+        </w:rPr>
+        <w:t>‖b‖ ‖=‖ ‖‖f‖r‖a‖c‖{‖Δ‖_‖S‖}‖{‖ε‖_‖{‖s‖t‖e‖p‖}‖}‖</w:t>
+      </w:r>
+      <w:r>
+        <w:t xml:space="preserve">, the exact RDP at order </w:t>
+      </w:r>
+      <w:r>
+        <w:rPr>
+          <w:rFonts w:ascii="Cambria Math" w:hAnsi="Cambria Math"/>
+          <w:i/>
+          <w:color w:val="1A365D"/>
+          <w:sz w:val="21"/>
+        </w:rPr>
+        <w:t>‖α‖ ‖&gt;‖ ‖1‖</w:t>
+      </w:r>
+      <w:r>
+        <w:t xml:space="preserve"> is computed as:</w:t>
       </w:r>
     </w:p>
-    <w:p>
-      <w:pPr>
-        <w:spacing w:before="40" w:after="80" w:line="276" w:lineRule="auto"/>
-      </w:pPr>
-      <w:r>
-        <w:t>$$\mathcal{D}_\alpha(\mathcal{M} \| \mathcal{M}') = \frac{1}{\alpha - 1} \ln \left[ \frac{\alpha}{2\alpha - 1} e^{(\alpha - 1)\frac{\Delta_S}{b}} + \frac{\alpha - 1}{2\alpha - 1} e^{-\alpha \frac{\Delta_S}{b}} \right]$$</w:t>
-      </w:r>
-    </w:p>
+    <w:tbl>
+      <w:tblPr>
+        <w:tblW w:type="auto" w:w="0"/>
+        <w:tblLayout w:type="fixed"/>
+        <w:tblLook w:firstColumn="1" w:firstRow="1" w:lastColumn="0" w:lastRow="0" w:noHBand="0" w:noVBand="1" w:val="04A0"/>
+      </w:tblPr>
+      <w:tblGrid>
+        <w:gridCol w:w="9360"/>
+      </w:tblGrid>
+      <w:tr>
+        <w:tc>
+          <w:tcPr>
+            <w:tcW w:type="dxa" w:w="9360"/>
+            <w:shd w:fill="F0F4F8"/>
+          </w:tcPr>
+          <w:p>
+            <w:pPr>
+              <w:spacing w:before="160" w:after="160"/>
+              <w:jc w:val="center"/>
+            </w:pPr>
+            <w:r>
+              <w:rPr>
+                <w:rFonts w:ascii="Cambria Math" w:hAnsi="Cambria Math"/>
+                <w:b/>
+                <w:color w:val="1A365D"/>
+                <w:sz w:val="24"/>
+              </w:rPr>
+              <w:t>‖𝒟‖_‖α‖(‖ℳ‖ ‖‖|‖ ‖ℳ‖'‖)‖ ‖=‖ ‖(‖1‖ ‖/‖ ‖α‖ ‖-‖ ‖1‖)‖ ‖‖l‖n‖ ‖ ‖≤‖ ‖f‖t‖[‖ ‖(‖α‖ ‖/‖ ‖2‖α‖ ‖-‖ ‖1‖)‖ ‖e‖^‖{‖(‖α‖ ‖-‖ ‖1‖)‖(‖Δ‖_‖S‖ ‖/‖ ‖b‖)‖}‖ ‖+‖ ‖(‖α‖ ‖-‖ ‖1‖ ‖/‖ ‖2‖α‖ ‖-‖ ‖1‖)‖ ‖e‖^‖{‖-‖α‖ ‖(‖Δ‖_‖S‖ ‖/‖ ‖b‖)‖}‖ ‖‖r‖i‖g‖h‖t‖]‖</w:t>
+            </w:r>
+          </w:p>
+        </w:tc>
+      </w:tr>
+    </w:tbl>
+    <w:p/>
     <w:p>
       <w:pPr>
         <w:pStyle w:val="Heading3"/>
@@ -444,23 +852,109 @@
         <w:spacing w:before="40" w:after="80" w:line="276" w:lineRule="auto"/>
       </w:pPr>
       <w:r>
-        <w:t>Over $T$ composed federated rounds, the composed RDP is $\mathcal{D}_\alpha^{(T)} = \sum_{t=1}^T \mathcal{D}_\alpha^{(t)}$. The tight $(\epsilon, \delta)$-DP guarantee is extracted via:</w:t>
+        <w:t xml:space="preserve">Over </w:t>
+      </w:r>
+      <w:r>
+        <w:rPr>
+          <w:rFonts w:ascii="Cambria Math" w:hAnsi="Cambria Math"/>
+          <w:i/>
+          <w:color w:val="1A365D"/>
+          <w:sz w:val="21"/>
+        </w:rPr>
+        <w:t>‖T‖</w:t>
+      </w:r>
+      <w:r>
+        <w:t xml:space="preserve"> composed federated rounds, the composed RDP is </w:t>
+      </w:r>
+      <w:r>
+        <w:rPr>
+          <w:rFonts w:ascii="Cambria Math" w:hAnsi="Cambria Math"/>
+          <w:i/>
+          <w:color w:val="1A365D"/>
+          <w:sz w:val="21"/>
+        </w:rPr>
+        <w:t>‖𝒟‖_‖α‖^‖{‖(‖T‖)‖}‖ ‖=‖ ‖∑‖(‖t‖=‖1‖…‖T‖)‖ ‖𝒟‖_‖α‖^‖{‖(‖t‖)‖}‖</w:t>
+      </w:r>
+      <w:r>
+        <w:t xml:space="preserve">. The tight </w:t>
+      </w:r>
+      <w:r>
+        <w:rPr>
+          <w:rFonts w:ascii="Cambria Math" w:hAnsi="Cambria Math"/>
+          <w:i/>
+          <w:color w:val="1A365D"/>
+          <w:sz w:val="21"/>
+        </w:rPr>
+        <w:t>‖(‖ε‖,‖ ‖δ‖)‖</w:t>
+      </w:r>
+      <w:r>
+        <w:t>-DP guarantee is extracted via:</w:t>
       </w:r>
     </w:p>
+    <w:tbl>
+      <w:tblPr>
+        <w:tblW w:type="auto" w:w="0"/>
+        <w:tblLayout w:type="fixed"/>
+        <w:tblLook w:firstColumn="1" w:firstRow="1" w:lastColumn="0" w:lastRow="0" w:noHBand="0" w:noVBand="1" w:val="04A0"/>
+      </w:tblPr>
+      <w:tblGrid>
+        <w:gridCol w:w="9360"/>
+      </w:tblGrid>
+      <w:tr>
+        <w:tc>
+          <w:tcPr>
+            <w:tcW w:type="dxa" w:w="9360"/>
+            <w:shd w:fill="F0F4F8"/>
+          </w:tcPr>
+          <w:p>
+            <w:pPr>
+              <w:spacing w:before="160" w:after="160"/>
+              <w:jc w:val="center"/>
+            </w:pPr>
+            <w:r>
+              <w:rPr>
+                <w:rFonts w:ascii="Cambria Math" w:hAnsi="Cambria Math"/>
+                <w:b/>
+                <w:color w:val="1A365D"/>
+                <w:sz w:val="24"/>
+              </w:rPr>
+              <w:t>‖ε‖(‖δ‖)‖ ‖=‖ ‖‖m‖i‖n‖_‖{‖α‖ ‖&gt;‖ ‖1‖}‖ ‖ ‖≤‖ ‖f‖t‖[‖ ‖𝒟‖_‖α‖^‖{‖(‖T‖)‖}‖ ‖+‖ ‖(‖‖l‖n‖(‖1‖/‖δ‖)‖ ‖/‖ ‖α‖ ‖-‖ ‖1‖)‖ ‖‖r‖i‖g‖h‖t‖]‖</w:t>
+            </w:r>
+          </w:p>
+        </w:tc>
+      </w:tr>
+    </w:tbl>
+    <w:p/>
     <w:p>
       <w:pPr>
         <w:spacing w:before="40" w:after="80" w:line="276" w:lineRule="auto"/>
       </w:pPr>
       <w:r>
-        <w:t>$$\epsilon(\delta) = \min_{\alpha &gt; 1} \left[ \mathcal{D}_\alpha^{(T)} + \frac{\ln(1/\delta)}{\alpha - 1} \right]$$</w:t>
+        <w:t xml:space="preserve">For target security parameter </w:t>
       </w:r>
-    </w:p>
-    <w:p>
-      <w:pPr>
-        <w:spacing w:before="40" w:after="80" w:line="276" w:lineRule="auto"/>
-      </w:pPr>
       <w:r>
-        <w:t>For target security parameter $\delta = 10^{-5}$, Med-Link dynamically reports the optimal computed $\epsilon(\delta)$ bounding the cumulative privacy budget.</w:t>
+        <w:rPr>
+          <w:rFonts w:ascii="Cambria Math" w:hAnsi="Cambria Math"/>
+          <w:i/>
+          <w:color w:val="1A365D"/>
+          <w:sz w:val="21"/>
+        </w:rPr>
+        <w:t>‖δ‖ ‖=‖ ‖1‖0‖^‖{‖-‖5‖}‖</w:t>
+      </w:r>
+      <w:r>
+        <w:t xml:space="preserve">, Med-Link dynamically reports the optimal computed </w:t>
+      </w:r>
+      <w:r>
+        <w:rPr>
+          <w:rFonts w:ascii="Cambria Math" w:hAnsi="Cambria Math"/>
+          <w:i/>
+          <w:color w:val="1A365D"/>
+          <w:sz w:val="21"/>
+        </w:rPr>
+        <w:t>‖ε‖(‖δ‖)‖</w:t>
+      </w:r>
+      <w:r>
+        <w:t xml:space="preserve"> bounding the cumulative privacy budget.</w:t>
       </w:r>
     </w:p>
     <w:p>
@@ -509,7 +1003,19 @@
         <w:spacing w:before="40" w:after="80" w:line="276" w:lineRule="auto"/>
       </w:pPr>
       <w:r>
-        <w:t>The genomic feature vector $x \in \{0, 1, 2\}^5$ corresponds to standard allele dosage:</w:t>
+        <w:t xml:space="preserve">The genomic feature vector </w:t>
+      </w:r>
+      <w:r>
+        <w:rPr>
+          <w:rFonts w:ascii="Cambria Math" w:hAnsi="Cambria Math"/>
+          <w:i/>
+          <w:color w:val="1A365D"/>
+          <w:sz w:val="21"/>
+        </w:rPr>
+        <w:t>‖x‖ ‖ ‖∈‖ ‖ ‖‖{‖0‖,‖ ‖1‖,‖ ‖2‖‖}‖^‖5‖</w:t>
+      </w:r>
+      <w:r>
+        <w:t xml:space="preserve"> corresponds to standard allele dosage:</w:t>
       </w:r>
     </w:p>
     <w:tbl>
@@ -676,6 +1182,11 @@
               <w:rPr>
                 <w:sz w:val="19"/>
               </w:rPr>
+            </w:r>
+            <w:r>
+              <w:rPr>
+                <w:sz w:val="19"/>
+              </w:rPr>
               <w:t>0</w:t>
             </w:r>
           </w:p>
@@ -693,7 +1204,14 @@
               <w:rPr>
                 <w:sz w:val="19"/>
               </w:rPr>
-              <w:t>`rs1799966`</w:t>
+            </w:r>
+            <w:r>
+              <w:rPr>
+                <w:rFonts w:ascii="Consolas" w:hAnsi="Consolas"/>
+                <w:color w:val="805AD5"/>
+                <w:sz w:val="19"/>
+              </w:rPr>
+              <w:t>rs1799966</w:t>
             </w:r>
           </w:p>
         </w:tc>
@@ -706,6 +1224,11 @@
             <w:pPr>
               <w:spacing w:before="60" w:after="60"/>
             </w:pPr>
+            <w:r>
+              <w:rPr>
+                <w:sz w:val="19"/>
+              </w:rPr>
+            </w:r>
             <w:r>
               <w:rPr>
                 <w:sz w:val="19"/>
@@ -727,6 +1250,11 @@
               <w:rPr>
                 <w:sz w:val="19"/>
               </w:rPr>
+            </w:r>
+            <w:r>
+              <w:rPr>
+                <w:sz w:val="19"/>
+              </w:rPr>
               <w:t>chr17:43045677</w:t>
             </w:r>
           </w:p>
@@ -740,6 +1268,11 @@
             <w:pPr>
               <w:spacing w:before="60" w:after="60"/>
             </w:pPr>
+            <w:r>
+              <w:rPr>
+                <w:sz w:val="19"/>
+              </w:rPr>
+            </w:r>
             <w:r>
               <w:rPr>
                 <w:sz w:val="19"/>
@@ -761,6 +1294,11 @@
               <w:rPr>
                 <w:sz w:val="19"/>
               </w:rPr>
+            </w:r>
+            <w:r>
+              <w:rPr>
+                <w:sz w:val="19"/>
+              </w:rPr>
               <w:t>Monogenic High-Penetrance</w:t>
             </w:r>
           </w:p>
@@ -774,6 +1312,11 @@
             <w:pPr>
               <w:spacing w:before="60" w:after="60"/>
             </w:pPr>
+            <w:r>
+              <w:rPr>
+                <w:sz w:val="19"/>
+              </w:rPr>
+            </w:r>
             <w:r>
               <w:rPr>
                 <w:sz w:val="19"/>
@@ -797,6 +1340,11 @@
               <w:rPr>
                 <w:sz w:val="19"/>
               </w:rPr>
+            </w:r>
+            <w:r>
+              <w:rPr>
+                <w:sz w:val="19"/>
+              </w:rPr>
               <w:t>1</w:t>
             </w:r>
           </w:p>
@@ -814,7 +1362,14 @@
               <w:rPr>
                 <w:sz w:val="19"/>
               </w:rPr>
-              <w:t>`rs80357711`</w:t>
+            </w:r>
+            <w:r>
+              <w:rPr>
+                <w:rFonts w:ascii="Consolas" w:hAnsi="Consolas"/>
+                <w:color w:val="805AD5"/>
+                <w:sz w:val="19"/>
+              </w:rPr>
+              <w:t>rs80357711</w:t>
             </w:r>
           </w:p>
         </w:tc>
@@ -827,6 +1382,11 @@
             <w:pPr>
               <w:spacing w:before="60" w:after="60"/>
             </w:pPr>
+            <w:r>
+              <w:rPr>
+                <w:sz w:val="19"/>
+              </w:rPr>
+            </w:r>
             <w:r>
               <w:rPr>
                 <w:sz w:val="19"/>
@@ -848,6 +1408,11 @@
               <w:rPr>
                 <w:sz w:val="19"/>
               </w:rPr>
+            </w:r>
+            <w:r>
+              <w:rPr>
+                <w:sz w:val="19"/>
+              </w:rPr>
               <w:t>chr17:43057062</w:t>
             </w:r>
           </w:p>
@@ -861,6 +1426,11 @@
             <w:pPr>
               <w:spacing w:before="60" w:after="60"/>
             </w:pPr>
+            <w:r>
+              <w:rPr>
+                <w:sz w:val="19"/>
+              </w:rPr>
+            </w:r>
             <w:r>
               <w:rPr>
                 <w:sz w:val="19"/>
@@ -882,6 +1452,11 @@
               <w:rPr>
                 <w:sz w:val="19"/>
               </w:rPr>
+            </w:r>
+            <w:r>
+              <w:rPr>
+                <w:sz w:val="19"/>
+              </w:rPr>
               <w:t>Monogenic High-Penetrance</w:t>
             </w:r>
           </w:p>
@@ -895,6 +1470,11 @@
             <w:pPr>
               <w:spacing w:before="60" w:after="60"/>
             </w:pPr>
+            <w:r>
+              <w:rPr>
+                <w:sz w:val="19"/>
+              </w:rPr>
+            </w:r>
             <w:r>
               <w:rPr>
                 <w:sz w:val="19"/>
@@ -918,6 +1498,11 @@
               <w:rPr>
                 <w:sz w:val="19"/>
               </w:rPr>
+            </w:r>
+            <w:r>
+              <w:rPr>
+                <w:sz w:val="19"/>
+              </w:rPr>
               <w:t>2</w:t>
             </w:r>
           </w:p>
@@ -935,7 +1520,14 @@
               <w:rPr>
                 <w:sz w:val="19"/>
               </w:rPr>
-              <w:t>`rs7903146`</w:t>
+            </w:r>
+            <w:r>
+              <w:rPr>
+                <w:rFonts w:ascii="Consolas" w:hAnsi="Consolas"/>
+                <w:color w:val="805AD5"/>
+                <w:sz w:val="19"/>
+              </w:rPr>
+              <w:t>rs7903146</w:t>
             </w:r>
           </w:p>
         </w:tc>
@@ -948,6 +1540,11 @@
             <w:pPr>
               <w:spacing w:before="60" w:after="60"/>
             </w:pPr>
+            <w:r>
+              <w:rPr>
+                <w:sz w:val="19"/>
+              </w:rPr>
+            </w:r>
             <w:r>
               <w:rPr>
                 <w:sz w:val="19"/>
@@ -969,6 +1566,11 @@
               <w:rPr>
                 <w:sz w:val="19"/>
               </w:rPr>
+            </w:r>
+            <w:r>
+              <w:rPr>
+                <w:sz w:val="19"/>
+              </w:rPr>
               <w:t>chr10:112998590</w:t>
             </w:r>
           </w:p>
@@ -982,6 +1584,11 @@
             <w:pPr>
               <w:spacing w:before="60" w:after="60"/>
             </w:pPr>
+            <w:r>
+              <w:rPr>
+                <w:sz w:val="19"/>
+              </w:rPr>
+            </w:r>
             <w:r>
               <w:rPr>
                 <w:sz w:val="19"/>
@@ -1003,6 +1610,11 @@
               <w:rPr>
                 <w:sz w:val="19"/>
               </w:rPr>
+            </w:r>
+            <w:r>
+              <w:rPr>
+                <w:sz w:val="19"/>
+              </w:rPr>
               <w:t>Polygenic Common Risk</w:t>
             </w:r>
           </w:p>
@@ -1020,7 +1632,15 @@
               <w:rPr>
                 <w:sz w:val="19"/>
               </w:rPr>
-              <w:t>$\beta = 0.65$</w:t>
+            </w:r>
+            <w:r>
+              <w:rPr>
+                <w:rFonts w:ascii="Cambria Math" w:hAnsi="Cambria Math"/>
+                <w:i/>
+                <w:color w:val="1A365D"/>
+                <w:sz w:val="21"/>
+              </w:rPr>
+              <w:t>‖β‖ ‖=‖ ‖0‖.‖6‖5‖</w:t>
             </w:r>
           </w:p>
         </w:tc>
@@ -1035,6 +1655,11 @@
             <w:pPr>
               <w:spacing w:before="60" w:after="60"/>
             </w:pPr>
+            <w:r>
+              <w:rPr>
+                <w:sz w:val="19"/>
+              </w:rPr>
+            </w:r>
             <w:r>
               <w:rPr>
                 <w:sz w:val="19"/>
@@ -1056,7 +1681,14 @@
               <w:rPr>
                 <w:sz w:val="19"/>
               </w:rPr>
-              <w:t>`rs429358`</w:t>
+            </w:r>
+            <w:r>
+              <w:rPr>
+                <w:rFonts w:ascii="Consolas" w:hAnsi="Consolas"/>
+                <w:color w:val="805AD5"/>
+                <w:sz w:val="19"/>
+              </w:rPr>
+              <w:t>rs429358</w:t>
             </w:r>
           </w:p>
         </w:tc>
@@ -1069,6 +1701,11 @@
             <w:pPr>
               <w:spacing w:before="60" w:after="60"/>
             </w:pPr>
+            <w:r>
+              <w:rPr>
+                <w:sz w:val="19"/>
+              </w:rPr>
+            </w:r>
             <w:r>
               <w:rPr>
                 <w:sz w:val="19"/>
@@ -1090,6 +1727,11 @@
               <w:rPr>
                 <w:sz w:val="19"/>
               </w:rPr>
+            </w:r>
+            <w:r>
+              <w:rPr>
+                <w:sz w:val="19"/>
+              </w:rPr>
               <w:t>chr19:44908684</w:t>
             </w:r>
           </w:p>
@@ -1103,6 +1745,11 @@
             <w:pPr>
               <w:spacing w:before="60" w:after="60"/>
             </w:pPr>
+            <w:r>
+              <w:rPr>
+                <w:sz w:val="19"/>
+              </w:rPr>
+            </w:r>
             <w:r>
               <w:rPr>
                 <w:sz w:val="19"/>
@@ -1124,6 +1771,11 @@
               <w:rPr>
                 <w:sz w:val="19"/>
               </w:rPr>
+            </w:r>
+            <w:r>
+              <w:rPr>
+                <w:sz w:val="19"/>
+              </w:rPr>
               <w:t>Polygenic Common Risk</w:t>
             </w:r>
           </w:p>
@@ -1141,7 +1793,15 @@
               <w:rPr>
                 <w:sz w:val="19"/>
               </w:rPr>
-              <w:t>$\beta = 0.85$</w:t>
+            </w:r>
+            <w:r>
+              <w:rPr>
+                <w:rFonts w:ascii="Cambria Math" w:hAnsi="Cambria Math"/>
+                <w:i/>
+                <w:color w:val="1A365D"/>
+                <w:sz w:val="21"/>
+              </w:rPr>
+              <w:t>‖β‖ ‖=‖ ‖0‖.‖8‖5‖</w:t>
             </w:r>
           </w:p>
         </w:tc>
@@ -1156,6 +1816,11 @@
             <w:pPr>
               <w:spacing w:before="60" w:after="60"/>
             </w:pPr>
+            <w:r>
+              <w:rPr>
+                <w:sz w:val="19"/>
+              </w:rPr>
+            </w:r>
             <w:r>
               <w:rPr>
                 <w:sz w:val="19"/>
@@ -1177,7 +1842,14 @@
               <w:rPr>
                 <w:sz w:val="19"/>
               </w:rPr>
-              <w:t>`rs1042522`</w:t>
+            </w:r>
+            <w:r>
+              <w:rPr>
+                <w:rFonts w:ascii="Consolas" w:hAnsi="Consolas"/>
+                <w:color w:val="805AD5"/>
+                <w:sz w:val="19"/>
+              </w:rPr>
+              <w:t>rs1042522</w:t>
             </w:r>
           </w:p>
         </w:tc>
@@ -1190,6 +1862,11 @@
             <w:pPr>
               <w:spacing w:before="60" w:after="60"/>
             </w:pPr>
+            <w:r>
+              <w:rPr>
+                <w:sz w:val="19"/>
+              </w:rPr>
+            </w:r>
             <w:r>
               <w:rPr>
                 <w:sz w:val="19"/>
@@ -1211,6 +1888,11 @@
               <w:rPr>
                 <w:sz w:val="19"/>
               </w:rPr>
+            </w:r>
+            <w:r>
+              <w:rPr>
+                <w:sz w:val="19"/>
+              </w:rPr>
               <w:t>chr17:7676154</w:t>
             </w:r>
           </w:p>
@@ -1224,6 +1906,11 @@
             <w:pPr>
               <w:spacing w:before="60" w:after="60"/>
             </w:pPr>
+            <w:r>
+              <w:rPr>
+                <w:sz w:val="19"/>
+              </w:rPr>
+            </w:r>
             <w:r>
               <w:rPr>
                 <w:sz w:val="19"/>
@@ -1245,6 +1932,11 @@
               <w:rPr>
                 <w:sz w:val="19"/>
               </w:rPr>
+            </w:r>
+            <w:r>
+              <w:rPr>
+                <w:sz w:val="19"/>
+              </w:rPr>
               <w:t>Monogenic High-Penetrance</w:t>
             </w:r>
           </w:p>
@@ -1258,6 +1950,11 @@
             <w:pPr>
               <w:spacing w:before="60" w:after="60"/>
             </w:pPr>
+            <w:r>
+              <w:rPr>
+                <w:sz w:val="19"/>
+              </w:rPr>
+            </w:r>
             <w:r>
               <w:rPr>
                 <w:sz w:val="19"/>
@@ -1289,7 +1986,6 @@
         <w:pStyle w:val="ListNumber"/>
         <w:spacing w:before="20" w:after="40"/>
       </w:pPr>
-      <w:r/>
       <w:r>
         <w:rPr>
           <w:b/>
@@ -1297,7 +1993,31 @@
         <w:t>Monogenic Evaluation</w:t>
       </w:r>
       <w:r>
-        <w:t>: For indices $\{0, 1, 4\}$, evaluated as discrete presence/absence ($x_j &gt; 0$) generating positive/negative clinical pathogenicity notifications based on ClinVar assertions.</w:t>
+        <w:t xml:space="preserve">: For indices </w:t>
+      </w:r>
+      <w:r>
+        <w:rPr>
+          <w:rFonts w:ascii="Cambria Math" w:hAnsi="Cambria Math"/>
+          <w:i/>
+          <w:color w:val="1A365D"/>
+          <w:sz w:val="21"/>
+        </w:rPr>
+        <w:t>‖‖{‖0‖,‖ ‖1‖,‖ ‖4‖‖}‖</w:t>
+      </w:r>
+      <w:r>
+        <w:t>, evaluated as discrete presence/absence (</w:t>
+      </w:r>
+      <w:r>
+        <w:rPr>
+          <w:rFonts w:ascii="Cambria Math" w:hAnsi="Cambria Math"/>
+          <w:i/>
+          <w:color w:val="1A365D"/>
+          <w:sz w:val="21"/>
+        </w:rPr>
+        <w:t>‖x‖_‖j‖ ‖&gt;‖ ‖0‖</w:t>
+      </w:r>
+      <w:r>
+        <w:t>) generating positive/negative clinical pathogenicity notifications based on ClinVar assertions.</w:t>
       </w:r>
     </w:p>
     <w:p>
@@ -1305,7 +2025,6 @@
         <w:pStyle w:val="ListNumber"/>
         <w:spacing w:before="20" w:after="40"/>
       </w:pPr>
-      <w:r/>
       <w:r>
         <w:rPr>
           <w:b/>
@@ -1313,17 +2032,91 @@
         <w:t>Polygenic Risk Score (PRS)</w:t>
       </w:r>
       <w:r>
-        <w:t>: For indices $\{2, 3\}$, raw PRS is computed as $\text{PRS} = \sum_{j \in \{2, 3\}} \beta_j x_j$. This score is compared against the empirical reference distribution $\mathcal{R}_{\text{pop}}$ ($N=2,800$) to yield an exact population percentile:</w:t>
+        <w:t xml:space="preserve">: For indices </w:t>
+      </w:r>
+      <w:r>
+        <w:rPr>
+          <w:rFonts w:ascii="Cambria Math" w:hAnsi="Cambria Math"/>
+          <w:i/>
+          <w:color w:val="1A365D"/>
+          <w:sz w:val="21"/>
+        </w:rPr>
+        <w:t>‖‖{‖2‖,‖ ‖3‖‖}‖</w:t>
+      </w:r>
+      <w:r>
+        <w:t xml:space="preserve">, raw PRS is computed as </w:t>
+      </w:r>
+      <w:r>
+        <w:rPr>
+          <w:rFonts w:ascii="Cambria Math" w:hAnsi="Cambria Math"/>
+          <w:i/>
+          <w:color w:val="1A365D"/>
+          <w:sz w:val="21"/>
+        </w:rPr>
+        <w:t>‖P‖R‖S‖ ‖=‖ ‖∑‖_‖{‖j‖ ‖ ‖∈‖ ‖ ‖‖{‖2‖,‖ ‖3‖‖}‖}‖ ‖β‖_‖j‖ ‖x‖_‖j‖</w:t>
+      </w:r>
+      <w:r>
+        <w:t xml:space="preserve">. This score is compared against the empirical reference distribution </w:t>
+      </w:r>
+      <w:r>
+        <w:rPr>
+          <w:rFonts w:ascii="Cambria Math" w:hAnsi="Cambria Math"/>
+          <w:i/>
+          <w:color w:val="1A365D"/>
+          <w:sz w:val="21"/>
+        </w:rPr>
+        <w:t>‖ℛ‖_‖{‖p‖o‖p‖}‖</w:t>
+      </w:r>
+      <w:r>
+        <w:t xml:space="preserve"> (</w:t>
+      </w:r>
+      <w:r>
+        <w:rPr>
+          <w:rFonts w:ascii="Cambria Math" w:hAnsi="Cambria Math"/>
+          <w:i/>
+          <w:color w:val="1A365D"/>
+          <w:sz w:val="21"/>
+        </w:rPr>
+        <w:t>‖N‖=‖2‖,‖8‖0‖0‖</w:t>
+      </w:r>
+      <w:r>
+        <w:t>) to yield an exact population percentile:</w:t>
       </w:r>
     </w:p>
-    <w:p>
-      <w:pPr>
-        <w:spacing w:before="40" w:after="80" w:line="276" w:lineRule="auto"/>
-      </w:pPr>
-      <w:r>
-        <w:t xml:space="preserve">   $$\text{Percentile} = \frac{1}{|\mathcal{R}_{\text{pop}}|} \sum_{r \in \mathcal{R}_{\text{pop}}} \mathbb{I}(r \le \text{PRS}) \times 100\%$$</w:t>
-      </w:r>
-    </w:p>
+    <w:tbl>
+      <w:tblPr>
+        <w:tblW w:type="auto" w:w="0"/>
+        <w:tblLayout w:type="fixed"/>
+        <w:tblLook w:firstColumn="1" w:firstRow="1" w:lastColumn="0" w:lastRow="0" w:noHBand="0" w:noVBand="1" w:val="04A0"/>
+      </w:tblPr>
+      <w:tblGrid>
+        <w:gridCol w:w="9360"/>
+      </w:tblGrid>
+      <w:tr>
+        <w:tc>
+          <w:tcPr>
+            <w:tcW w:type="dxa" w:w="9360"/>
+            <w:shd w:fill="F0F4F8"/>
+          </w:tcPr>
+          <w:p>
+            <w:pPr>
+              <w:spacing w:before="160" w:after="160"/>
+              <w:jc w:val="center"/>
+            </w:pPr>
+            <w:r>
+              <w:rPr>
+                <w:rFonts w:ascii="Cambria Math" w:hAnsi="Cambria Math"/>
+                <w:b/>
+                <w:color w:val="1A365D"/>
+                <w:sz w:val="24"/>
+              </w:rPr>
+              <w:t>‖P‖e‖r‖c‖e‖n‖t‖i‖l‖e‖ ‖=‖ ‖‖f‖r‖a‖c‖{‖1‖}‖{‖|‖ℛ‖_‖{‖p‖o‖p‖}‖|‖}‖ ‖∑‖_‖{‖r‖ ‖ ‖∈‖ ‖ ‖ℛ‖_‖{‖p‖o‖p‖}‖}‖ ‖𝕀‖(‖r‖ ‖ ‖≤‖ ‖ ‖P‖R‖S‖)‖ ‖ ‖×‖ ‖ ‖1‖0‖0‖‖%‖</w:t>
+            </w:r>
+          </w:p>
+        </w:tc>
+      </w:tr>
+    </w:tbl>
+    <w:p/>
     <w:p>
       <w:pPr>
         <w:pStyle w:val="Heading3"/>
@@ -1344,7 +2137,19 @@
         <w:spacing w:before="40" w:after="80" w:line="276" w:lineRule="auto"/>
       </w:pPr>
       <w:r>
-        <w:t>The clinical feature vector $x \in \{0, 1\}^5$ corresponds to standard OMOP Concept IDs:</w:t>
+        <w:t xml:space="preserve">The clinical feature vector </w:t>
+      </w:r>
+      <w:r>
+        <w:rPr>
+          <w:rFonts w:ascii="Cambria Math" w:hAnsi="Cambria Math"/>
+          <w:i/>
+          <w:color w:val="1A365D"/>
+          <w:sz w:val="21"/>
+        </w:rPr>
+        <w:t>‖x‖ ‖ ‖∈‖ ‖ ‖‖{‖0‖,‖ ‖1‖‖}‖^‖5‖</w:t>
+      </w:r>
+      <w:r>
+        <w:t xml:space="preserve"> corresponds to standard OMOP Concept IDs:</w:t>
       </w:r>
     </w:p>
     <w:tbl>
@@ -1471,6 +2276,11 @@
               <w:rPr>
                 <w:sz w:val="19"/>
               </w:rPr>
+            </w:r>
+            <w:r>
+              <w:rPr>
+                <w:sz w:val="19"/>
+              </w:rPr>
               <w:t>0</w:t>
             </w:r>
           </w:p>
@@ -1488,7 +2298,14 @@
               <w:rPr>
                 <w:sz w:val="19"/>
               </w:rPr>
-              <w:t>`317009`</w:t>
+            </w:r>
+            <w:r>
+              <w:rPr>
+                <w:rFonts w:ascii="Consolas" w:hAnsi="Consolas"/>
+                <w:color w:val="805AD5"/>
+                <w:sz w:val="19"/>
+              </w:rPr>
+              <w:t>317009</w:t>
             </w:r>
           </w:p>
         </w:tc>
@@ -1505,7 +2322,14 @@
               <w:rPr>
                 <w:sz w:val="19"/>
               </w:rPr>
-              <w:t>`CONDITION_OCCURRENCE`</w:t>
+            </w:r>
+            <w:r>
+              <w:rPr>
+                <w:rFonts w:ascii="Consolas" w:hAnsi="Consolas"/>
+                <w:color w:val="805AD5"/>
+                <w:sz w:val="19"/>
+              </w:rPr>
+              <w:t>CONDITION_OCCURRENCE</w:t>
             </w:r>
           </w:p>
         </w:tc>
@@ -1518,6 +2342,11 @@
             <w:pPr>
               <w:spacing w:before="60" w:after="60"/>
             </w:pPr>
+            <w:r>
+              <w:rPr>
+                <w:sz w:val="19"/>
+              </w:rPr>
+            </w:r>
             <w:r>
               <w:rPr>
                 <w:sz w:val="19"/>
@@ -1535,6 +2364,11 @@
             <w:pPr>
               <w:spacing w:before="60" w:after="60"/>
             </w:pPr>
+            <w:r>
+              <w:rPr>
+                <w:sz w:val="19"/>
+              </w:rPr>
+            </w:r>
             <w:r>
               <w:rPr>
                 <w:sz w:val="19"/>
@@ -1558,6 +2392,11 @@
               <w:rPr>
                 <w:sz w:val="19"/>
               </w:rPr>
+            </w:r>
+            <w:r>
+              <w:rPr>
+                <w:sz w:val="19"/>
+              </w:rPr>
               <w:t>1</w:t>
             </w:r>
           </w:p>
@@ -1575,7 +2414,14 @@
               <w:rPr>
                 <w:sz w:val="19"/>
               </w:rPr>
-              <w:t>`201826`</w:t>
+            </w:r>
+            <w:r>
+              <w:rPr>
+                <w:rFonts w:ascii="Consolas" w:hAnsi="Consolas"/>
+                <w:color w:val="805AD5"/>
+                <w:sz w:val="19"/>
+              </w:rPr>
+              <w:t>201826</w:t>
             </w:r>
           </w:p>
         </w:tc>
@@ -1592,7 +2438,14 @@
               <w:rPr>
                 <w:sz w:val="19"/>
               </w:rPr>
-              <w:t>`CONDITION_OCCURRENCE`</w:t>
+            </w:r>
+            <w:r>
+              <w:rPr>
+                <w:rFonts w:ascii="Consolas" w:hAnsi="Consolas"/>
+                <w:color w:val="805AD5"/>
+                <w:sz w:val="19"/>
+              </w:rPr>
+              <w:t>CONDITION_OCCURRENCE</w:t>
             </w:r>
           </w:p>
         </w:tc>
@@ -1605,6 +2458,11 @@
             <w:pPr>
               <w:spacing w:before="60" w:after="60"/>
             </w:pPr>
+            <w:r>
+              <w:rPr>
+                <w:sz w:val="19"/>
+              </w:rPr>
+            </w:r>
             <w:r>
               <w:rPr>
                 <w:sz w:val="19"/>
@@ -1622,6 +2480,11 @@
             <w:pPr>
               <w:spacing w:before="60" w:after="60"/>
             </w:pPr>
+            <w:r>
+              <w:rPr>
+                <w:sz w:val="19"/>
+              </w:rPr>
+            </w:r>
             <w:r>
               <w:rPr>
                 <w:sz w:val="19"/>
@@ -1645,6 +2508,11 @@
               <w:rPr>
                 <w:sz w:val="19"/>
               </w:rPr>
+            </w:r>
+            <w:r>
+              <w:rPr>
+                <w:sz w:val="19"/>
+              </w:rPr>
               <w:t>2</w:t>
             </w:r>
           </w:p>
@@ -1662,7 +2530,14 @@
               <w:rPr>
                 <w:sz w:val="19"/>
               </w:rPr>
-              <w:t>`4329847`</w:t>
+            </w:r>
+            <w:r>
+              <w:rPr>
+                <w:rFonts w:ascii="Consolas" w:hAnsi="Consolas"/>
+                <w:color w:val="805AD5"/>
+                <w:sz w:val="19"/>
+              </w:rPr>
+              <w:t>4329847</w:t>
             </w:r>
           </w:p>
         </w:tc>
@@ -1679,7 +2554,14 @@
               <w:rPr>
                 <w:sz w:val="19"/>
               </w:rPr>
-              <w:t>`CONDITION_OCCURRENCE`</w:t>
+            </w:r>
+            <w:r>
+              <w:rPr>
+                <w:rFonts w:ascii="Consolas" w:hAnsi="Consolas"/>
+                <w:color w:val="805AD5"/>
+                <w:sz w:val="19"/>
+              </w:rPr>
+              <w:t>CONDITION_OCCURRENCE</w:t>
             </w:r>
           </w:p>
         </w:tc>
@@ -1692,6 +2574,11 @@
             <w:pPr>
               <w:spacing w:before="60" w:after="60"/>
             </w:pPr>
+            <w:r>
+              <w:rPr>
+                <w:sz w:val="19"/>
+              </w:rPr>
+            </w:r>
             <w:r>
               <w:rPr>
                 <w:sz w:val="19"/>
@@ -1709,6 +2596,11 @@
             <w:pPr>
               <w:spacing w:before="60" w:after="60"/>
             </w:pPr>
+            <w:r>
+              <w:rPr>
+                <w:sz w:val="19"/>
+              </w:rPr>
+            </w:r>
             <w:r>
               <w:rPr>
                 <w:sz w:val="19"/>
@@ -1732,6 +2624,11 @@
               <w:rPr>
                 <w:sz w:val="19"/>
               </w:rPr>
+            </w:r>
+            <w:r>
+              <w:rPr>
+                <w:sz w:val="19"/>
+              </w:rPr>
               <w:t>3</w:t>
             </w:r>
           </w:p>
@@ -1749,7 +2646,14 @@
               <w:rPr>
                 <w:sz w:val="19"/>
               </w:rPr>
-              <w:t>`1124300`</w:t>
+            </w:r>
+            <w:r>
+              <w:rPr>
+                <w:rFonts w:ascii="Consolas" w:hAnsi="Consolas"/>
+                <w:color w:val="805AD5"/>
+                <w:sz w:val="19"/>
+              </w:rPr>
+              <w:t>1124300</w:t>
             </w:r>
           </w:p>
         </w:tc>
@@ -1766,7 +2670,14 @@
               <w:rPr>
                 <w:sz w:val="19"/>
               </w:rPr>
-              <w:t>`DRUG_EXPOSURE`</w:t>
+            </w:r>
+            <w:r>
+              <w:rPr>
+                <w:rFonts w:ascii="Consolas" w:hAnsi="Consolas"/>
+                <w:color w:val="805AD5"/>
+                <w:sz w:val="19"/>
+              </w:rPr>
+              <w:t>DRUG_EXPOSURE</w:t>
             </w:r>
           </w:p>
         </w:tc>
@@ -1779,6 +2690,11 @@
             <w:pPr>
               <w:spacing w:before="60" w:after="60"/>
             </w:pPr>
+            <w:r>
+              <w:rPr>
+                <w:sz w:val="19"/>
+              </w:rPr>
+            </w:r>
             <w:r>
               <w:rPr>
                 <w:sz w:val="19"/>
@@ -1796,6 +2712,11 @@
             <w:pPr>
               <w:spacing w:before="60" w:after="60"/>
             </w:pPr>
+            <w:r>
+              <w:rPr>
+                <w:sz w:val="19"/>
+              </w:rPr>
+            </w:r>
             <w:r>
               <w:rPr>
                 <w:sz w:val="19"/>
@@ -1819,6 +2740,11 @@
               <w:rPr>
                 <w:sz w:val="19"/>
               </w:rPr>
+            </w:r>
+            <w:r>
+              <w:rPr>
+                <w:sz w:val="19"/>
+              </w:rPr>
               <w:t>4</w:t>
             </w:r>
           </w:p>
@@ -1836,7 +2762,14 @@
               <w:rPr>
                 <w:sz w:val="19"/>
               </w:rPr>
-              <w:t>`1503297`</w:t>
+            </w:r>
+            <w:r>
+              <w:rPr>
+                <w:rFonts w:ascii="Consolas" w:hAnsi="Consolas"/>
+                <w:color w:val="805AD5"/>
+                <w:sz w:val="19"/>
+              </w:rPr>
+              <w:t>1503297</w:t>
             </w:r>
           </w:p>
         </w:tc>
@@ -1853,7 +2786,14 @@
               <w:rPr>
                 <w:sz w:val="19"/>
               </w:rPr>
-              <w:t>`DRUG_EXPOSURE`</w:t>
+            </w:r>
+            <w:r>
+              <w:rPr>
+                <w:rFonts w:ascii="Consolas" w:hAnsi="Consolas"/>
+                <w:color w:val="805AD5"/>
+                <w:sz w:val="19"/>
+              </w:rPr>
+              <w:t>DRUG_EXPOSURE</w:t>
             </w:r>
           </w:p>
         </w:tc>
@@ -1866,6 +2806,11 @@
             <w:pPr>
               <w:spacing w:before="60" w:after="60"/>
             </w:pPr>
+            <w:r>
+              <w:rPr>
+                <w:sz w:val="19"/>
+              </w:rPr>
+            </w:r>
             <w:r>
               <w:rPr>
                 <w:sz w:val="19"/>
@@ -1883,6 +2828,11 @@
             <w:pPr>
               <w:spacing w:before="60" w:after="60"/>
             </w:pPr>
+            <w:r>
+              <w:rPr>
+                <w:sz w:val="19"/>
+              </w:rPr>
+            </w:r>
             <w:r>
               <w:rPr>
                 <w:sz w:val="19"/>
@@ -2096,7 +3046,19 @@
         <w:spacing w:before="20" w:after="40"/>
       </w:pPr>
       <w:r>
-        <w:t>Researcher transmits criterion $\mathcal{Q} = (\text{gene}, \text{variant\_class}, \text{min\_dosage})$.</w:t>
+        <w:t xml:space="preserve">Researcher transmits criterion </w:t>
+      </w:r>
+      <w:r>
+        <w:rPr>
+          <w:rFonts w:ascii="Cambria Math" w:hAnsi="Cambria Math"/>
+          <w:i/>
+          <w:color w:val="1A365D"/>
+          <w:sz w:val="21"/>
+        </w:rPr>
+        <w:t>‖𝒬‖ ‖=‖ ‖(‖g‖e‖n‖e‖,‖ ‖v‖a‖r‖i‖a‖n‖t‖‖_‖c‖l‖a‖s‖s‖,‖ ‖m‖i‖n‖‖_‖d‖o‖s‖a‖g‖e‖)‖</w:t>
+      </w:r>
+      <w:r>
+        <w:t>.</w:t>
       </w:r>
     </w:p>
     <w:p>
@@ -2105,7 +3067,31 @@
         <w:spacing w:before="20" w:after="40"/>
       </w:pPr>
       <w:r>
-        <w:t>Node $k$ evaluates matching patients $M_k = \sum_{i=1}^{n_k} \mathbb{I}(x_i \text{ satisfies } \mathcal{Q})$.</w:t>
+        <w:t xml:space="preserve">Node </w:t>
+      </w:r>
+      <w:r>
+        <w:rPr>
+          <w:rFonts w:ascii="Cambria Math" w:hAnsi="Cambria Math"/>
+          <w:i/>
+          <w:color w:val="1A365D"/>
+          <w:sz w:val="21"/>
+        </w:rPr>
+        <w:t>‖k‖</w:t>
+      </w:r>
+      <w:r>
+        <w:t xml:space="preserve"> evaluates matching patients </w:t>
+      </w:r>
+      <w:r>
+        <w:rPr>
+          <w:rFonts w:ascii="Cambria Math" w:hAnsi="Cambria Math"/>
+          <w:i/>
+          <w:color w:val="1A365D"/>
+          <w:sz w:val="21"/>
+        </w:rPr>
+        <w:t>‖M‖_‖k‖ ‖=‖ ‖∑‖(‖i‖=‖1‖…‖n‖ₖ‖)‖ ‖𝕀‖(‖x‖_‖i‖ ‖ ‖s‖a‖t‖i‖s‖f‖i‖e‖s‖ ‖ ‖𝒬‖)‖</w:t>
+      </w:r>
+      <w:r>
+        <w:t>.</w:t>
       </w:r>
     </w:p>
     <w:p>
@@ -2113,7 +3099,6 @@
         <w:pStyle w:val="ListNumber"/>
         <w:spacing w:before="20" w:after="40"/>
       </w:pPr>
-      <w:r/>
       <w:r>
         <w:rPr>
           <w:b/>
@@ -2124,31 +3109,107 @@
         <w:t>:</w:t>
       </w:r>
     </w:p>
-    <w:p>
-      <w:pPr>
-        <w:spacing w:before="40" w:after="80" w:line="276" w:lineRule="auto"/>
-      </w:pPr>
-      <w:r>
-        <w:t xml:space="preserve">   $$\widehat{M}_k = \begin{cases} 0 &amp; \text{if } 0 &lt; M_k &lt; 5 \\ M_k &amp; \text{otherwise} \end{cases}$$</w:t>
-      </w:r>
-    </w:p>
+    <w:tbl>
+      <w:tblPr>
+        <w:tblW w:type="auto" w:w="0"/>
+        <w:tblLayout w:type="fixed"/>
+        <w:tblLook w:firstColumn="1" w:firstRow="1" w:lastColumn="0" w:lastRow="0" w:noHBand="0" w:noVBand="1" w:val="04A0"/>
+      </w:tblPr>
+      <w:tblGrid>
+        <w:gridCol w:w="9360"/>
+      </w:tblGrid>
+      <w:tr>
+        <w:tc>
+          <w:tcPr>
+            <w:tcW w:type="dxa" w:w="9360"/>
+            <w:shd w:fill="F0F4F8"/>
+          </w:tcPr>
+          <w:p>
+            <w:pPr>
+              <w:spacing w:before="160" w:after="160"/>
+              <w:jc w:val="center"/>
+            </w:pPr>
+            <w:r>
+              <w:rPr>
+                <w:rFonts w:ascii="Cambria Math" w:hAnsi="Cambria Math"/>
+                <w:b/>
+                <w:color w:val="1A365D"/>
+                <w:sz w:val="24"/>
+              </w:rPr>
+              <w:t>‖‖w‖i‖d‖e‖h‖a‖t‖{‖M‖}‖_‖k‖ ‖=‖ ‖‖b‖e‖g‖i‖n‖{‖c‖a‖s‖e‖s‖}‖ ‖0‖ ‖&amp;‖ ‖i‖f‖ ‖ ‖0‖ ‖&lt;‖ ‖M‖_‖k‖ ‖&lt;‖ ‖5‖ ‖‖‖ ‖M‖_‖k‖ ‖&amp;‖ ‖o‖t‖h‖e‖r‖w‖i‖s‖e‖ ‖‖e‖n‖d‖{‖c‖a‖s‖e‖s‖}‖</w:t>
+            </w:r>
+          </w:p>
+        </w:tc>
+      </w:tr>
+    </w:tbl>
+    <w:p/>
     <w:p>
       <w:pPr>
         <w:pStyle w:val="ListNumber"/>
         <w:spacing w:before="20" w:after="40"/>
       </w:pPr>
       <w:r>
-        <w:t>Aggregator calculates statistical power estimate $1 - \beta$ based on total count $\sum \widehat{M}_k$:</w:t>
+        <w:t xml:space="preserve">Aggregator calculates statistical power estimate </w:t>
+      </w:r>
+      <w:r>
+        <w:rPr>
+          <w:rFonts w:ascii="Cambria Math" w:hAnsi="Cambria Math"/>
+          <w:i/>
+          <w:color w:val="1A365D"/>
+          <w:sz w:val="21"/>
+        </w:rPr>
+        <w:t>‖1‖ ‖-‖ ‖β‖</w:t>
+      </w:r>
+      <w:r>
+        <w:t xml:space="preserve"> based on total count </w:t>
+      </w:r>
+      <w:r>
+        <w:rPr>
+          <w:rFonts w:ascii="Cambria Math" w:hAnsi="Cambria Math"/>
+          <w:i/>
+          <w:color w:val="1A365D"/>
+          <w:sz w:val="21"/>
+        </w:rPr>
+        <w:t>‖∑‖ ‖‖w‖i‖d‖e‖h‖a‖t‖{‖M‖}‖_‖k‖</w:t>
+      </w:r>
+      <w:r>
+        <w:t>:</w:t>
       </w:r>
     </w:p>
-    <w:p>
-      <w:pPr>
-        <w:spacing w:before="40" w:after="80" w:line="276" w:lineRule="auto"/>
-      </w:pPr>
-      <w:r>
-        <w:t xml:space="preserve">   $$\text{Power} = \min\left(0.99, \Phi\left(\sqrt{\sum \widehat{M}_k \cdot \text{eff}} - 1.96\right)\right)$$</w:t>
-      </w:r>
-    </w:p>
+    <w:tbl>
+      <w:tblPr>
+        <w:tblW w:type="auto" w:w="0"/>
+        <w:tblLayout w:type="fixed"/>
+        <w:tblLook w:firstColumn="1" w:firstRow="1" w:lastColumn="0" w:lastRow="0" w:noHBand="0" w:noVBand="1" w:val="04A0"/>
+      </w:tblPr>
+      <w:tblGrid>
+        <w:gridCol w:w="9360"/>
+      </w:tblGrid>
+      <w:tr>
+        <w:tc>
+          <w:tcPr>
+            <w:tcW w:type="dxa" w:w="9360"/>
+            <w:shd w:fill="F0F4F8"/>
+          </w:tcPr>
+          <w:p>
+            <w:pPr>
+              <w:spacing w:before="160" w:after="160"/>
+              <w:jc w:val="center"/>
+            </w:pPr>
+            <w:r>
+              <w:rPr>
+                <w:rFonts w:ascii="Cambria Math" w:hAnsi="Cambria Math"/>
+                <w:b/>
+                <w:color w:val="1A365D"/>
+                <w:sz w:val="24"/>
+              </w:rPr>
+              <w:t>‖P‖o‖w‖e‖r‖ ‖=‖ ‖‖m‖i‖n‖ ‖≤‖ ‖f‖t‖(‖0‖.‖9‖9‖,‖ ‖Φ‖ ‖≤‖ ‖f‖t‖(‖‖s‖q‖r‖t‖{‖∑‖ ‖‖w‖i‖d‖e‖h‖a‖t‖{‖M‖}‖_‖k‖ ‖ ‖·‖ ‖ ‖e‖f‖f‖}‖ ‖-‖ ‖1‖.‖9‖6‖‖r‖i‖g‖h‖t‖)‖‖r‖i‖g‖h‖t‖)‖</w:t>
+            </w:r>
+          </w:p>
+        </w:tc>
+      </w:tr>
+    </w:tbl>
+    <w:p/>
     <w:p>
       <w:pPr>
         <w:pStyle w:val="ListNumber"/>
@@ -2308,7 +3369,14 @@
               <w:rPr>
                 <w:sz w:val="19"/>
               </w:rPr>
-              <w:t>`POST`</w:t>
+            </w:r>
+            <w:r>
+              <w:rPr>
+                <w:rFonts w:ascii="Consolas" w:hAnsi="Consolas"/>
+                <w:color w:val="805AD5"/>
+                <w:sz w:val="19"/>
+              </w:rPr>
+              <w:t>POST</w:t>
             </w:r>
           </w:p>
         </w:tc>
@@ -2325,7 +3393,14 @@
               <w:rPr>
                 <w:sz w:val="19"/>
               </w:rPr>
-              <w:t>`/auth/login`</w:t>
+            </w:r>
+            <w:r>
+              <w:rPr>
+                <w:rFonts w:ascii="Consolas" w:hAnsi="Consolas"/>
+                <w:color w:val="805AD5"/>
+                <w:sz w:val="19"/>
+              </w:rPr>
+              <w:t>/auth/login</w:t>
             </w:r>
           </w:p>
         </w:tc>
@@ -2338,6 +3413,11 @@
             <w:pPr>
               <w:spacing w:before="60" w:after="60"/>
             </w:pPr>
+            <w:r>
+              <w:rPr>
+                <w:sz w:val="19"/>
+              </w:rPr>
+            </w:r>
             <w:r>
               <w:rPr>
                 <w:sz w:val="19"/>
@@ -2359,6 +3439,11 @@
               <w:rPr>
                 <w:sz w:val="19"/>
               </w:rPr>
+            </w:r>
+            <w:r>
+              <w:rPr>
+                <w:sz w:val="19"/>
+              </w:rPr>
               <w:t>10 / 10s</w:t>
             </w:r>
           </w:p>
@@ -2376,7 +3461,26 @@
               <w:rPr>
                 <w:sz w:val="19"/>
               </w:rPr>
-              <w:t>Authenticate email/password, returns signed JWT (`exp=60m`).</w:t>
+            </w:r>
+            <w:r>
+              <w:rPr>
+                <w:sz w:val="19"/>
+              </w:rPr>
+              <w:t>Authenticate email/password, returns signed JWT (</w:t>
+            </w:r>
+            <w:r>
+              <w:rPr>
+                <w:rFonts w:ascii="Consolas" w:hAnsi="Consolas"/>
+                <w:color w:val="805AD5"/>
+                <w:sz w:val="19"/>
+              </w:rPr>
+              <w:t>exp=60m</w:t>
+            </w:r>
+            <w:r>
+              <w:rPr>
+                <w:sz w:val="19"/>
+              </w:rPr>
+              <w:t>).</w:t>
             </w:r>
           </w:p>
         </w:tc>
@@ -2395,7 +3499,14 @@
               <w:rPr>
                 <w:sz w:val="19"/>
               </w:rPr>
-              <w:t>`GET`</w:t>
+            </w:r>
+            <w:r>
+              <w:rPr>
+                <w:rFonts w:ascii="Consolas" w:hAnsi="Consolas"/>
+                <w:color w:val="805AD5"/>
+                <w:sz w:val="19"/>
+              </w:rPr>
+              <w:t>GET</w:t>
             </w:r>
           </w:p>
         </w:tc>
@@ -2412,7 +3523,14 @@
               <w:rPr>
                 <w:sz w:val="19"/>
               </w:rPr>
-              <w:t>`/api/fl/status`</w:t>
+            </w:r>
+            <w:r>
+              <w:rPr>
+                <w:rFonts w:ascii="Consolas" w:hAnsi="Consolas"/>
+                <w:color w:val="805AD5"/>
+                <w:sz w:val="19"/>
+              </w:rPr>
+              <w:t>/api/fl/status</w:t>
             </w:r>
           </w:p>
         </w:tc>
@@ -2425,6 +3543,11 @@
             <w:pPr>
               <w:spacing w:before="60" w:after="60"/>
             </w:pPr>
+            <w:r>
+              <w:rPr>
+                <w:sz w:val="19"/>
+              </w:rPr>
+            </w:r>
             <w:r>
               <w:rPr>
                 <w:sz w:val="19"/>
@@ -2446,6 +3569,11 @@
               <w:rPr>
                 <w:sz w:val="19"/>
               </w:rPr>
+            </w:r>
+            <w:r>
+              <w:rPr>
+                <w:sz w:val="19"/>
+              </w:rPr>
               <w:t>30 / 10s</w:t>
             </w:r>
           </w:p>
@@ -2459,6 +3587,11 @@
             <w:pPr>
               <w:spacing w:before="60" w:after="60"/>
             </w:pPr>
+            <w:r>
+              <w:rPr>
+                <w:sz w:val="19"/>
+              </w:rPr>
+            </w:r>
             <w:r>
               <w:rPr>
                 <w:sz w:val="19"/>
@@ -2482,7 +3615,14 @@
               <w:rPr>
                 <w:sz w:val="19"/>
               </w:rPr>
-              <w:t>`POST`</w:t>
+            </w:r>
+            <w:r>
+              <w:rPr>
+                <w:rFonts w:ascii="Consolas" w:hAnsi="Consolas"/>
+                <w:color w:val="805AD5"/>
+                <w:sz w:val="19"/>
+              </w:rPr>
+              <w:t>POST</w:t>
             </w:r>
           </w:p>
         </w:tc>
@@ -2499,7 +3639,14 @@
               <w:rPr>
                 <w:sz w:val="19"/>
               </w:rPr>
-              <w:t>`/api/fl/run-round`</w:t>
+            </w:r>
+            <w:r>
+              <w:rPr>
+                <w:rFonts w:ascii="Consolas" w:hAnsi="Consolas"/>
+                <w:color w:val="805AD5"/>
+                <w:sz w:val="19"/>
+              </w:rPr>
+              <w:t>/api/fl/run-round</w:t>
             </w:r>
           </w:p>
         </w:tc>
@@ -2512,6 +3659,11 @@
             <w:pPr>
               <w:spacing w:before="60" w:after="60"/>
             </w:pPr>
+            <w:r>
+              <w:rPr>
+                <w:sz w:val="19"/>
+              </w:rPr>
+            </w:r>
             <w:r>
               <w:rPr>
                 <w:sz w:val="19"/>
@@ -2533,6 +3685,11 @@
               <w:rPr>
                 <w:sz w:val="19"/>
               </w:rPr>
+            </w:r>
+            <w:r>
+              <w:rPr>
+                <w:sz w:val="19"/>
+              </w:rPr>
               <w:t>10 / 10s</w:t>
             </w:r>
           </w:p>
@@ -2550,7 +3707,41 @@
               <w:rPr>
                 <w:sz w:val="19"/>
               </w:rPr>
-              <w:t>Executes 1 FedAvg round across nodes with specified $\epsilon_{\text{step}}$ and `domain`.</w:t>
+            </w:r>
+            <w:r>
+              <w:rPr>
+                <w:sz w:val="19"/>
+              </w:rPr>
+              <w:t xml:space="preserve">Executes 1 FedAvg round across nodes with specified </w:t>
+            </w:r>
+            <w:r>
+              <w:rPr>
+                <w:rFonts w:ascii="Cambria Math" w:hAnsi="Cambria Math"/>
+                <w:i/>
+                <w:color w:val="1A365D"/>
+                <w:sz w:val="21"/>
+              </w:rPr>
+              <w:t>‖ε‖_‖{‖s‖t‖e‖p‖}‖</w:t>
+            </w:r>
+            <w:r>
+              <w:rPr>
+                <w:sz w:val="19"/>
+              </w:rPr>
+              <w:t xml:space="preserve"> and </w:t>
+            </w:r>
+            <w:r>
+              <w:rPr>
+                <w:rFonts w:ascii="Consolas" w:hAnsi="Consolas"/>
+                <w:color w:val="805AD5"/>
+                <w:sz w:val="19"/>
+              </w:rPr>
+              <w:t>domain</w:t>
+            </w:r>
+            <w:r>
+              <w:rPr>
+                <w:sz w:val="19"/>
+              </w:rPr>
+              <w:t>.</w:t>
             </w:r>
           </w:p>
         </w:tc>
@@ -2569,7 +3760,14 @@
               <w:rPr>
                 <w:sz w:val="19"/>
               </w:rPr>
-              <w:t>`GET`</w:t>
+            </w:r>
+            <w:r>
+              <w:rPr>
+                <w:rFonts w:ascii="Consolas" w:hAnsi="Consolas"/>
+                <w:color w:val="805AD5"/>
+                <w:sz w:val="19"/>
+              </w:rPr>
+              <w:t>GET</w:t>
             </w:r>
           </w:p>
         </w:tc>
@@ -2586,7 +3784,14 @@
               <w:rPr>
                 <w:sz w:val="19"/>
               </w:rPr>
-              <w:t>`/api/fl/history`</w:t>
+            </w:r>
+            <w:r>
+              <w:rPr>
+                <w:rFonts w:ascii="Consolas" w:hAnsi="Consolas"/>
+                <w:color w:val="805AD5"/>
+                <w:sz w:val="19"/>
+              </w:rPr>
+              <w:t>/api/fl/history</w:t>
             </w:r>
           </w:p>
         </w:tc>
@@ -2599,6 +3804,11 @@
             <w:pPr>
               <w:spacing w:before="60" w:after="60"/>
             </w:pPr>
+            <w:r>
+              <w:rPr>
+                <w:sz w:val="19"/>
+              </w:rPr>
+            </w:r>
             <w:r>
               <w:rPr>
                 <w:sz w:val="19"/>
@@ -2620,6 +3830,11 @@
               <w:rPr>
                 <w:sz w:val="19"/>
               </w:rPr>
+            </w:r>
+            <w:r>
+              <w:rPr>
+                <w:sz w:val="19"/>
+              </w:rPr>
               <w:t>30 / 10s</w:t>
             </w:r>
           </w:p>
@@ -2633,6 +3848,11 @@
             <w:pPr>
               <w:spacing w:before="60" w:after="60"/>
             </w:pPr>
+            <w:r>
+              <w:rPr>
+                <w:sz w:val="19"/>
+              </w:rPr>
+            </w:r>
             <w:r>
               <w:rPr>
                 <w:sz w:val="19"/>
@@ -2656,7 +3876,14 @@
               <w:rPr>
                 <w:sz w:val="19"/>
               </w:rPr>
-              <w:t>`POST`</w:t>
+            </w:r>
+            <w:r>
+              <w:rPr>
+                <w:rFonts w:ascii="Consolas" w:hAnsi="Consolas"/>
+                <w:color w:val="805AD5"/>
+                <w:sz w:val="19"/>
+              </w:rPr>
+              <w:t>POST</w:t>
             </w:r>
           </w:p>
         </w:tc>
@@ -2673,7 +3900,14 @@
               <w:rPr>
                 <w:sz w:val="19"/>
               </w:rPr>
-              <w:t>`/api/fl/predict`</w:t>
+            </w:r>
+            <w:r>
+              <w:rPr>
+                <w:rFonts w:ascii="Consolas" w:hAnsi="Consolas"/>
+                <w:color w:val="805AD5"/>
+                <w:sz w:val="19"/>
+              </w:rPr>
+              <w:t>/api/fl/predict</w:t>
             </w:r>
           </w:p>
         </w:tc>
@@ -2686,6 +3920,11 @@
             <w:pPr>
               <w:spacing w:before="60" w:after="60"/>
             </w:pPr>
+            <w:r>
+              <w:rPr>
+                <w:sz w:val="19"/>
+              </w:rPr>
+            </w:r>
             <w:r>
               <w:rPr>
                 <w:sz w:val="19"/>
@@ -2707,6 +3946,11 @@
               <w:rPr>
                 <w:sz w:val="19"/>
               </w:rPr>
+            </w:r>
+            <w:r>
+              <w:rPr>
+                <w:sz w:val="19"/>
+              </w:rPr>
               <w:t>30 / 10s</w:t>
             </w:r>
           </w:p>
@@ -2720,6 +3964,11 @@
             <w:pPr>
               <w:spacing w:before="60" w:after="60"/>
             </w:pPr>
+            <w:r>
+              <w:rPr>
+                <w:sz w:val="19"/>
+              </w:rPr>
+            </w:r>
             <w:r>
               <w:rPr>
                 <w:sz w:val="19"/>
@@ -2743,7 +3992,14 @@
               <w:rPr>
                 <w:sz w:val="19"/>
               </w:rPr>
-              <w:t>`GET`</w:t>
+            </w:r>
+            <w:r>
+              <w:rPr>
+                <w:rFonts w:ascii="Consolas" w:hAnsi="Consolas"/>
+                <w:color w:val="805AD5"/>
+                <w:sz w:val="19"/>
+              </w:rPr>
+              <w:t>GET</w:t>
             </w:r>
           </w:p>
         </w:tc>
@@ -2760,7 +4016,14 @@
               <w:rPr>
                 <w:sz w:val="19"/>
               </w:rPr>
-              <w:t>`/api/fl/model-inspect`</w:t>
+            </w:r>
+            <w:r>
+              <w:rPr>
+                <w:rFonts w:ascii="Consolas" w:hAnsi="Consolas"/>
+                <w:color w:val="805AD5"/>
+                <w:sz w:val="19"/>
+              </w:rPr>
+              <w:t>/api/fl/model-inspect</w:t>
             </w:r>
           </w:p>
         </w:tc>
@@ -2773,6 +4036,11 @@
             <w:pPr>
               <w:spacing w:before="60" w:after="60"/>
             </w:pPr>
+            <w:r>
+              <w:rPr>
+                <w:sz w:val="19"/>
+              </w:rPr>
+            </w:r>
             <w:r>
               <w:rPr>
                 <w:sz w:val="19"/>
@@ -2794,6 +4062,11 @@
               <w:rPr>
                 <w:sz w:val="19"/>
               </w:rPr>
+            </w:r>
+            <w:r>
+              <w:rPr>
+                <w:sz w:val="19"/>
+              </w:rPr>
               <w:t>10 / 10s</w:t>
             </w:r>
           </w:p>
@@ -2807,6 +4080,11 @@
             <w:pPr>
               <w:spacing w:before="60" w:after="60"/>
             </w:pPr>
+            <w:r>
+              <w:rPr>
+                <w:sz w:val="19"/>
+              </w:rPr>
+            </w:r>
             <w:r>
               <w:rPr>
                 <w:sz w:val="19"/>
@@ -2830,7 +4108,14 @@
               <w:rPr>
                 <w:sz w:val="19"/>
               </w:rPr>
-              <w:t>`GET`</w:t>
+            </w:r>
+            <w:r>
+              <w:rPr>
+                <w:rFonts w:ascii="Consolas" w:hAnsi="Consolas"/>
+                <w:color w:val="805AD5"/>
+                <w:sz w:val="19"/>
+              </w:rPr>
+              <w:t>GET</w:t>
             </w:r>
           </w:p>
         </w:tc>
@@ -2847,7 +4132,14 @@
               <w:rPr>
                 <w:sz w:val="19"/>
               </w:rPr>
-              <w:t>`/api/genomics/real-variants`</w:t>
+            </w:r>
+            <w:r>
+              <w:rPr>
+                <w:rFonts w:ascii="Consolas" w:hAnsi="Consolas"/>
+                <w:color w:val="805AD5"/>
+                <w:sz w:val="19"/>
+              </w:rPr>
+              <w:t>/api/genomics/real-variants</w:t>
             </w:r>
           </w:p>
         </w:tc>
@@ -2860,6 +4152,11 @@
             <w:pPr>
               <w:spacing w:before="60" w:after="60"/>
             </w:pPr>
+            <w:r>
+              <w:rPr>
+                <w:sz w:val="19"/>
+              </w:rPr>
+            </w:r>
             <w:r>
               <w:rPr>
                 <w:sz w:val="19"/>
@@ -2881,6 +4178,11 @@
               <w:rPr>
                 <w:sz w:val="19"/>
               </w:rPr>
+            </w:r>
+            <w:r>
+              <w:rPr>
+                <w:sz w:val="19"/>
+              </w:rPr>
               <w:t>30 / 10s</w:t>
             </w:r>
           </w:p>
@@ -2894,6 +4196,11 @@
             <w:pPr>
               <w:spacing w:before="60" w:after="60"/>
             </w:pPr>
+            <w:r>
+              <w:rPr>
+                <w:sz w:val="19"/>
+              </w:rPr>
+            </w:r>
             <w:r>
               <w:rPr>
                 <w:sz w:val="19"/>
@@ -2917,7 +4224,14 @@
               <w:rPr>
                 <w:sz w:val="19"/>
               </w:rPr>
-              <w:t>`POST`</w:t>
+            </w:r>
+            <w:r>
+              <w:rPr>
+                <w:rFonts w:ascii="Consolas" w:hAnsi="Consolas"/>
+                <w:color w:val="805AD5"/>
+                <w:sz w:val="19"/>
+              </w:rPr>
+              <w:t>POST</w:t>
             </w:r>
           </w:p>
         </w:tc>
@@ -2934,7 +4248,14 @@
               <w:rPr>
                 <w:sz w:val="19"/>
               </w:rPr>
-              <w:t>`/api/discovery/cohort-count`</w:t>
+            </w:r>
+            <w:r>
+              <w:rPr>
+                <w:rFonts w:ascii="Consolas" w:hAnsi="Consolas"/>
+                <w:color w:val="805AD5"/>
+                <w:sz w:val="19"/>
+              </w:rPr>
+              <w:t>/api/discovery/cohort-count</w:t>
             </w:r>
           </w:p>
         </w:tc>
@@ -2947,6 +4268,11 @@
             <w:pPr>
               <w:spacing w:before="60" w:after="60"/>
             </w:pPr>
+            <w:r>
+              <w:rPr>
+                <w:sz w:val="19"/>
+              </w:rPr>
+            </w:r>
             <w:r>
               <w:rPr>
                 <w:sz w:val="19"/>
@@ -2968,6 +4294,11 @@
               <w:rPr>
                 <w:sz w:val="19"/>
               </w:rPr>
+            </w:r>
+            <w:r>
+              <w:rPr>
+                <w:sz w:val="19"/>
+              </w:rPr>
               <w:t>10 / 10s</w:t>
             </w:r>
           </w:p>
@@ -2985,7 +4316,27 @@
               <w:rPr>
                 <w:sz w:val="19"/>
               </w:rPr>
-              <w:t>Executes zero-exposure federated count query with $k \ge 5$ suppression.</w:t>
+            </w:r>
+            <w:r>
+              <w:rPr>
+                <w:sz w:val="19"/>
+              </w:rPr>
+              <w:t xml:space="preserve">Executes zero-exposure federated count query with </w:t>
+            </w:r>
+            <w:r>
+              <w:rPr>
+                <w:rFonts w:ascii="Cambria Math" w:hAnsi="Cambria Math"/>
+                <w:i/>
+                <w:color w:val="1A365D"/>
+                <w:sz w:val="21"/>
+              </w:rPr>
+              <w:t>‖k‖ ‖ ‖≥‖ ‖ ‖5‖</w:t>
+            </w:r>
+            <w:r>
+              <w:rPr>
+                <w:sz w:val="19"/>
+              </w:rPr>
+              <w:t xml:space="preserve"> suppression.</w:t>
             </w:r>
           </w:p>
         </w:tc>
@@ -3042,7 +4393,6 @@
         <w:pStyle w:val="ListNumber"/>
         <w:spacing w:before="20" w:after="40"/>
       </w:pPr>
-      <w:r/>
       <w:r>
         <w:rPr>
           <w:rFonts w:ascii="Consolas" w:hAnsi="Consolas"/>
@@ -3060,7 +4410,6 @@
         <w:pStyle w:val="ListNumber"/>
         <w:spacing w:before="20" w:after="40"/>
       </w:pPr>
-      <w:r/>
       <w:r>
         <w:rPr>
           <w:rFonts w:ascii="Consolas" w:hAnsi="Consolas"/>
@@ -3078,7 +4427,6 @@
         <w:pStyle w:val="ListNumber"/>
         <w:spacing w:before="20" w:after="40"/>
       </w:pPr>
-      <w:r/>
       <w:r>
         <w:rPr>
           <w:rFonts w:ascii="Consolas" w:hAnsi="Consolas"/>
@@ -3107,7 +4455,6 @@
         <w:pStyle w:val="ListNumber"/>
         <w:spacing w:before="20" w:after="40"/>
       </w:pPr>
-      <w:r/>
       <w:r>
         <w:rPr>
           <w:rFonts w:ascii="Consolas" w:hAnsi="Consolas"/>
@@ -3117,7 +4464,19 @@
         <w:t>test_task11.py</w:t>
       </w:r>
       <w:r>
-        <w:t>: Zero-exposure cohort count discovery with $k \ge 5$ small-cell privacy suppression.</w:t>
+        <w:t xml:space="preserve">: Zero-exposure cohort count discovery with </w:t>
+      </w:r>
+      <w:r>
+        <w:rPr>
+          <w:rFonts w:ascii="Cambria Math" w:hAnsi="Cambria Math"/>
+          <w:i/>
+          <w:color w:val="1A365D"/>
+          <w:sz w:val="21"/>
+        </w:rPr>
+        <w:t>‖k‖ ‖ ‖≥‖ ‖ ‖5‖</w:t>
+      </w:r>
+      <w:r>
+        <w:t xml:space="preserve"> small-cell privacy suppression.</w:t>
       </w:r>
     </w:p>
     <w:p>
@@ -3125,7 +4484,6 @@
         <w:pStyle w:val="ListNumber"/>
         <w:spacing w:before="20" w:after="40"/>
       </w:pPr>
-      <w:r/>
       <w:r>
         <w:rPr>
           <w:rFonts w:ascii="Consolas" w:hAnsi="Consolas"/>
@@ -3165,7 +4523,6 @@
         <w:pStyle w:val="ListNumber"/>
         <w:spacing w:before="20" w:after="40"/>
       </w:pPr>
-      <w:r/>
       <w:r>
         <w:rPr>
           <w:rFonts w:ascii="Consolas" w:hAnsi="Consolas"/>
@@ -3183,7 +4540,6 @@
         <w:pStyle w:val="ListNumber"/>
         <w:spacing w:before="20" w:after="40"/>
       </w:pPr>
-      <w:r/>
       <w:r>
         <w:rPr>
           <w:rFonts w:ascii="Consolas" w:hAnsi="Consolas"/>
